--- a/data_summary.docx
+++ b/data_summary.docx
@@ -41,7 +41,7 @@
       <w:tr>
         <w:tc>
           <w:tcPr>
-            <w:tcW w:w="535" w:type="dxa"/>
+            <w:tcW w:w="528" w:type="dxa"/>
           </w:tcPr>
           <w:p>
             <w:pPr>
@@ -55,7 +55,7 @@
         </w:tc>
         <w:tc>
           <w:tcPr>
-            <w:tcW w:w="1350" w:type="dxa"/>
+            <w:tcW w:w="1304" w:type="dxa"/>
           </w:tcPr>
           <w:p>
             <w:pPr>
@@ -76,7 +76,7 @@
         </w:tc>
         <w:tc>
           <w:tcPr>
-            <w:tcW w:w="1340" w:type="dxa"/>
+            <w:tcW w:w="1517" w:type="dxa"/>
           </w:tcPr>
           <w:p>
             <w:pPr>
@@ -97,7 +97,7 @@
         </w:tc>
         <w:tc>
           <w:tcPr>
-            <w:tcW w:w="751" w:type="dxa"/>
+            <w:tcW w:w="735" w:type="dxa"/>
           </w:tcPr>
           <w:p>
             <w:pPr>
@@ -118,7 +118,7 @@
         </w:tc>
         <w:tc>
           <w:tcPr>
-            <w:tcW w:w="1617" w:type="dxa"/>
+            <w:tcW w:w="1568" w:type="dxa"/>
           </w:tcPr>
           <w:p>
             <w:pPr>
@@ -160,7 +160,7 @@
         </w:tc>
         <w:tc>
           <w:tcPr>
-            <w:tcW w:w="1299" w:type="dxa"/>
+            <w:tcW w:w="1278" w:type="dxa"/>
           </w:tcPr>
           <w:p>
             <w:pPr>
@@ -181,7 +181,7 @@
         </w:tc>
         <w:tc>
           <w:tcPr>
-            <w:tcW w:w="1032" w:type="dxa"/>
+            <w:tcW w:w="994" w:type="dxa"/>
           </w:tcPr>
           <w:p>
             <w:pPr>
@@ -204,7 +204,7 @@
       <w:tr>
         <w:tc>
           <w:tcPr>
-            <w:tcW w:w="535" w:type="dxa"/>
+            <w:tcW w:w="528" w:type="dxa"/>
           </w:tcPr>
           <w:p>
             <w:pPr>
@@ -217,7 +217,7 @@
         </w:tc>
         <w:tc>
           <w:tcPr>
-            <w:tcW w:w="1350" w:type="dxa"/>
+            <w:tcW w:w="1304" w:type="dxa"/>
           </w:tcPr>
           <w:p>
             <w:pPr>
@@ -230,7 +230,7 @@
         </w:tc>
         <w:tc>
           <w:tcPr>
-            <w:tcW w:w="1340" w:type="dxa"/>
+            <w:tcW w:w="1517" w:type="dxa"/>
           </w:tcPr>
           <w:p>
             <w:pPr>
@@ -243,7 +243,7 @@
         </w:tc>
         <w:tc>
           <w:tcPr>
-            <w:tcW w:w="751" w:type="dxa"/>
+            <w:tcW w:w="735" w:type="dxa"/>
           </w:tcPr>
           <w:p>
             <w:pPr>
@@ -256,7 +256,7 @@
         </w:tc>
         <w:tc>
           <w:tcPr>
-            <w:tcW w:w="1617" w:type="dxa"/>
+            <w:tcW w:w="1568" w:type="dxa"/>
           </w:tcPr>
           <w:p>
             <w:pPr>
@@ -282,7 +282,7 @@
         </w:tc>
         <w:tc>
           <w:tcPr>
-            <w:tcW w:w="1299" w:type="dxa"/>
+            <w:tcW w:w="1278" w:type="dxa"/>
           </w:tcPr>
           <w:p>
             <w:pPr>
@@ -297,7 +297,7 @@
         </w:tc>
         <w:tc>
           <w:tcPr>
-            <w:tcW w:w="1032" w:type="dxa"/>
+            <w:tcW w:w="994" w:type="dxa"/>
           </w:tcPr>
           <w:p>
             <w:pPr>
@@ -312,7 +312,7 @@
       <w:tr>
         <w:tc>
           <w:tcPr>
-            <w:tcW w:w="535" w:type="dxa"/>
+            <w:tcW w:w="528" w:type="dxa"/>
           </w:tcPr>
           <w:p>
             <w:pPr>
@@ -325,7 +325,7 @@
         </w:tc>
         <w:tc>
           <w:tcPr>
-            <w:tcW w:w="1350" w:type="dxa"/>
+            <w:tcW w:w="1304" w:type="dxa"/>
           </w:tcPr>
           <w:p>
             <w:pPr>
@@ -338,7 +338,7 @@
         </w:tc>
         <w:tc>
           <w:tcPr>
-            <w:tcW w:w="1340" w:type="dxa"/>
+            <w:tcW w:w="1517" w:type="dxa"/>
           </w:tcPr>
           <w:p>
             <w:pPr>
@@ -351,7 +351,7 @@
         </w:tc>
         <w:tc>
           <w:tcPr>
-            <w:tcW w:w="751" w:type="dxa"/>
+            <w:tcW w:w="735" w:type="dxa"/>
           </w:tcPr>
           <w:p>
             <w:pPr>
@@ -364,7 +364,7 @@
         </w:tc>
         <w:tc>
           <w:tcPr>
-            <w:tcW w:w="1617" w:type="dxa"/>
+            <w:tcW w:w="1568" w:type="dxa"/>
           </w:tcPr>
           <w:p>
             <w:pPr>
@@ -390,7 +390,7 @@
         </w:tc>
         <w:tc>
           <w:tcPr>
-            <w:tcW w:w="1299" w:type="dxa"/>
+            <w:tcW w:w="1278" w:type="dxa"/>
           </w:tcPr>
           <w:p>
             <w:pPr>
@@ -405,7 +405,7 @@
         </w:tc>
         <w:tc>
           <w:tcPr>
-            <w:tcW w:w="1032" w:type="dxa"/>
+            <w:tcW w:w="994" w:type="dxa"/>
           </w:tcPr>
           <w:p>
             <w:pPr>
@@ -420,7 +420,7 @@
       <w:tr>
         <w:tc>
           <w:tcPr>
-            <w:tcW w:w="535" w:type="dxa"/>
+            <w:tcW w:w="528" w:type="dxa"/>
           </w:tcPr>
           <w:p>
             <w:pPr>
@@ -433,7 +433,7 @@
         </w:tc>
         <w:tc>
           <w:tcPr>
-            <w:tcW w:w="1350" w:type="dxa"/>
+            <w:tcW w:w="1304" w:type="dxa"/>
           </w:tcPr>
           <w:p>
             <w:pPr>
@@ -446,7 +446,7 @@
         </w:tc>
         <w:tc>
           <w:tcPr>
-            <w:tcW w:w="1340" w:type="dxa"/>
+            <w:tcW w:w="1517" w:type="dxa"/>
           </w:tcPr>
           <w:p>
             <w:pPr>
@@ -459,7 +459,7 @@
         </w:tc>
         <w:tc>
           <w:tcPr>
-            <w:tcW w:w="751" w:type="dxa"/>
+            <w:tcW w:w="735" w:type="dxa"/>
           </w:tcPr>
           <w:p>
             <w:pPr>
@@ -472,7 +472,7 @@
         </w:tc>
         <w:tc>
           <w:tcPr>
-            <w:tcW w:w="1617" w:type="dxa"/>
+            <w:tcW w:w="1568" w:type="dxa"/>
           </w:tcPr>
           <w:p>
             <w:pPr>
@@ -498,7 +498,7 @@
         </w:tc>
         <w:tc>
           <w:tcPr>
-            <w:tcW w:w="1299" w:type="dxa"/>
+            <w:tcW w:w="1278" w:type="dxa"/>
           </w:tcPr>
           <w:p>
             <w:pPr>
@@ -511,7 +511,7 @@
         </w:tc>
         <w:tc>
           <w:tcPr>
-            <w:tcW w:w="1032" w:type="dxa"/>
+            <w:tcW w:w="994" w:type="dxa"/>
           </w:tcPr>
           <w:p>
             <w:pPr>
@@ -526,7 +526,7 @@
       <w:tr>
         <w:tc>
           <w:tcPr>
-            <w:tcW w:w="535" w:type="dxa"/>
+            <w:tcW w:w="528" w:type="dxa"/>
           </w:tcPr>
           <w:p>
             <w:pPr>
@@ -539,7 +539,7 @@
         </w:tc>
         <w:tc>
           <w:tcPr>
-            <w:tcW w:w="1350" w:type="dxa"/>
+            <w:tcW w:w="1304" w:type="dxa"/>
           </w:tcPr>
           <w:p>
             <w:pPr>
@@ -552,7 +552,7 @@
         </w:tc>
         <w:tc>
           <w:tcPr>
-            <w:tcW w:w="1340" w:type="dxa"/>
+            <w:tcW w:w="1517" w:type="dxa"/>
           </w:tcPr>
           <w:p>
             <w:pPr>
@@ -565,7 +565,7 @@
         </w:tc>
         <w:tc>
           <w:tcPr>
-            <w:tcW w:w="751" w:type="dxa"/>
+            <w:tcW w:w="735" w:type="dxa"/>
           </w:tcPr>
           <w:p>
             <w:pPr>
@@ -578,7 +578,7 @@
         </w:tc>
         <w:tc>
           <w:tcPr>
-            <w:tcW w:w="1617" w:type="dxa"/>
+            <w:tcW w:w="1568" w:type="dxa"/>
           </w:tcPr>
           <w:p>
             <w:pPr>
@@ -604,7 +604,7 @@
         </w:tc>
         <w:tc>
           <w:tcPr>
-            <w:tcW w:w="1299" w:type="dxa"/>
+            <w:tcW w:w="1278" w:type="dxa"/>
           </w:tcPr>
           <w:p>
             <w:pPr>
@@ -617,7 +617,7 @@
         </w:tc>
         <w:tc>
           <w:tcPr>
-            <w:tcW w:w="1032" w:type="dxa"/>
+            <w:tcW w:w="994" w:type="dxa"/>
           </w:tcPr>
           <w:p>
             <w:pPr>
@@ -632,7 +632,7 @@
       <w:tr>
         <w:tc>
           <w:tcPr>
-            <w:tcW w:w="535" w:type="dxa"/>
+            <w:tcW w:w="528" w:type="dxa"/>
           </w:tcPr>
           <w:p>
             <w:pPr>
@@ -645,7 +645,7 @@
         </w:tc>
         <w:tc>
           <w:tcPr>
-            <w:tcW w:w="1350" w:type="dxa"/>
+            <w:tcW w:w="1304" w:type="dxa"/>
           </w:tcPr>
           <w:p>
             <w:pPr>
@@ -658,7 +658,7 @@
         </w:tc>
         <w:tc>
           <w:tcPr>
-            <w:tcW w:w="1340" w:type="dxa"/>
+            <w:tcW w:w="1517" w:type="dxa"/>
           </w:tcPr>
           <w:p>
             <w:pPr>
@@ -671,7 +671,7 @@
         </w:tc>
         <w:tc>
           <w:tcPr>
-            <w:tcW w:w="751" w:type="dxa"/>
+            <w:tcW w:w="735" w:type="dxa"/>
           </w:tcPr>
           <w:p>
             <w:pPr>
@@ -684,7 +684,7 @@
         </w:tc>
         <w:tc>
           <w:tcPr>
-            <w:tcW w:w="1617" w:type="dxa"/>
+            <w:tcW w:w="1568" w:type="dxa"/>
           </w:tcPr>
           <w:p>
             <w:pPr>
@@ -710,7 +710,7 @@
         </w:tc>
         <w:tc>
           <w:tcPr>
-            <w:tcW w:w="1299" w:type="dxa"/>
+            <w:tcW w:w="1278" w:type="dxa"/>
           </w:tcPr>
           <w:p>
             <w:pPr>
@@ -723,7 +723,7 @@
         </w:tc>
         <w:tc>
           <w:tcPr>
-            <w:tcW w:w="1032" w:type="dxa"/>
+            <w:tcW w:w="994" w:type="dxa"/>
           </w:tcPr>
           <w:p>
             <w:pPr>
@@ -738,7 +738,7 @@
       <w:tr>
         <w:tc>
           <w:tcPr>
-            <w:tcW w:w="535" w:type="dxa"/>
+            <w:tcW w:w="528" w:type="dxa"/>
           </w:tcPr>
           <w:p>
             <w:pPr>
@@ -751,7 +751,7 @@
         </w:tc>
         <w:tc>
           <w:tcPr>
-            <w:tcW w:w="1350" w:type="dxa"/>
+            <w:tcW w:w="1304" w:type="dxa"/>
           </w:tcPr>
           <w:p>
             <w:pPr>
@@ -764,7 +764,7 @@
         </w:tc>
         <w:tc>
           <w:tcPr>
-            <w:tcW w:w="1340" w:type="dxa"/>
+            <w:tcW w:w="1517" w:type="dxa"/>
           </w:tcPr>
           <w:p>
             <w:pPr>
@@ -777,7 +777,7 @@
         </w:tc>
         <w:tc>
           <w:tcPr>
-            <w:tcW w:w="751" w:type="dxa"/>
+            <w:tcW w:w="735" w:type="dxa"/>
           </w:tcPr>
           <w:p>
             <w:pPr>
@@ -790,7 +790,7 @@
         </w:tc>
         <w:tc>
           <w:tcPr>
-            <w:tcW w:w="1617" w:type="dxa"/>
+            <w:tcW w:w="1568" w:type="dxa"/>
           </w:tcPr>
           <w:p>
             <w:pPr>
@@ -816,7 +816,7 @@
         </w:tc>
         <w:tc>
           <w:tcPr>
-            <w:tcW w:w="1299" w:type="dxa"/>
+            <w:tcW w:w="1278" w:type="dxa"/>
           </w:tcPr>
           <w:p>
             <w:pPr>
@@ -829,7 +829,7 @@
         </w:tc>
         <w:tc>
           <w:tcPr>
-            <w:tcW w:w="1032" w:type="dxa"/>
+            <w:tcW w:w="994" w:type="dxa"/>
           </w:tcPr>
           <w:p>
             <w:pPr>
@@ -844,7 +844,7 @@
       <w:tr>
         <w:tc>
           <w:tcPr>
-            <w:tcW w:w="535" w:type="dxa"/>
+            <w:tcW w:w="528" w:type="dxa"/>
           </w:tcPr>
           <w:p>
             <w:pPr>
@@ -857,7 +857,7 @@
         </w:tc>
         <w:tc>
           <w:tcPr>
-            <w:tcW w:w="1350" w:type="dxa"/>
+            <w:tcW w:w="1304" w:type="dxa"/>
           </w:tcPr>
           <w:p>
             <w:pPr>
@@ -870,7 +870,7 @@
         </w:tc>
         <w:tc>
           <w:tcPr>
-            <w:tcW w:w="1340" w:type="dxa"/>
+            <w:tcW w:w="1517" w:type="dxa"/>
           </w:tcPr>
           <w:p>
             <w:pPr>
@@ -883,7 +883,7 @@
         </w:tc>
         <w:tc>
           <w:tcPr>
-            <w:tcW w:w="751" w:type="dxa"/>
+            <w:tcW w:w="735" w:type="dxa"/>
           </w:tcPr>
           <w:p>
             <w:pPr>
@@ -896,7 +896,7 @@
         </w:tc>
         <w:tc>
           <w:tcPr>
-            <w:tcW w:w="1617" w:type="dxa"/>
+            <w:tcW w:w="1568" w:type="dxa"/>
           </w:tcPr>
           <w:p>
             <w:pPr>
@@ -922,7 +922,7 @@
         </w:tc>
         <w:tc>
           <w:tcPr>
-            <w:tcW w:w="1299" w:type="dxa"/>
+            <w:tcW w:w="1278" w:type="dxa"/>
           </w:tcPr>
           <w:p>
             <w:pPr>
@@ -937,7 +937,7 @@
         </w:tc>
         <w:tc>
           <w:tcPr>
-            <w:tcW w:w="1032" w:type="dxa"/>
+            <w:tcW w:w="994" w:type="dxa"/>
           </w:tcPr>
           <w:p>
             <w:pPr>
@@ -952,7 +952,7 @@
       <w:tr>
         <w:tc>
           <w:tcPr>
-            <w:tcW w:w="535" w:type="dxa"/>
+            <w:tcW w:w="528" w:type="dxa"/>
           </w:tcPr>
           <w:p>
             <w:pPr>
@@ -965,7 +965,7 @@
         </w:tc>
         <w:tc>
           <w:tcPr>
-            <w:tcW w:w="1350" w:type="dxa"/>
+            <w:tcW w:w="1304" w:type="dxa"/>
           </w:tcPr>
           <w:p>
             <w:pPr>
@@ -978,7 +978,7 @@
         </w:tc>
         <w:tc>
           <w:tcPr>
-            <w:tcW w:w="1340" w:type="dxa"/>
+            <w:tcW w:w="1517" w:type="dxa"/>
           </w:tcPr>
           <w:p>
             <w:pPr>
@@ -991,7 +991,7 @@
         </w:tc>
         <w:tc>
           <w:tcPr>
-            <w:tcW w:w="751" w:type="dxa"/>
+            <w:tcW w:w="735" w:type="dxa"/>
           </w:tcPr>
           <w:p>
             <w:pPr>
@@ -1004,7 +1004,7 @@
         </w:tc>
         <w:tc>
           <w:tcPr>
-            <w:tcW w:w="1617" w:type="dxa"/>
+            <w:tcW w:w="1568" w:type="dxa"/>
           </w:tcPr>
           <w:p>
             <w:pPr>
@@ -1030,7 +1030,7 @@
         </w:tc>
         <w:tc>
           <w:tcPr>
-            <w:tcW w:w="1299" w:type="dxa"/>
+            <w:tcW w:w="1278" w:type="dxa"/>
           </w:tcPr>
           <w:p>
             <w:pPr>
@@ -1043,7 +1043,7 @@
         </w:tc>
         <w:tc>
           <w:tcPr>
-            <w:tcW w:w="1032" w:type="dxa"/>
+            <w:tcW w:w="994" w:type="dxa"/>
           </w:tcPr>
           <w:p>
             <w:pPr>
@@ -1058,7 +1058,7 @@
       <w:tr>
         <w:tc>
           <w:tcPr>
-            <w:tcW w:w="535" w:type="dxa"/>
+            <w:tcW w:w="528" w:type="dxa"/>
           </w:tcPr>
           <w:p>
             <w:pPr>
@@ -1071,7 +1071,7 @@
         </w:tc>
         <w:tc>
           <w:tcPr>
-            <w:tcW w:w="1350" w:type="dxa"/>
+            <w:tcW w:w="1304" w:type="dxa"/>
           </w:tcPr>
           <w:p>
             <w:pPr>
@@ -1084,7 +1084,7 @@
         </w:tc>
         <w:tc>
           <w:tcPr>
-            <w:tcW w:w="1340" w:type="dxa"/>
+            <w:tcW w:w="1517" w:type="dxa"/>
           </w:tcPr>
           <w:p>
             <w:pPr>
@@ -1097,7 +1097,7 @@
         </w:tc>
         <w:tc>
           <w:tcPr>
-            <w:tcW w:w="751" w:type="dxa"/>
+            <w:tcW w:w="735" w:type="dxa"/>
           </w:tcPr>
           <w:p>
             <w:pPr>
@@ -1110,7 +1110,7 @@
         </w:tc>
         <w:tc>
           <w:tcPr>
-            <w:tcW w:w="1617" w:type="dxa"/>
+            <w:tcW w:w="1568" w:type="dxa"/>
           </w:tcPr>
           <w:p>
             <w:pPr>
@@ -1136,7 +1136,7 @@
         </w:tc>
         <w:tc>
           <w:tcPr>
-            <w:tcW w:w="1299" w:type="dxa"/>
+            <w:tcW w:w="1278" w:type="dxa"/>
           </w:tcPr>
           <w:p>
             <w:pPr>
@@ -1149,7 +1149,7 @@
         </w:tc>
         <w:tc>
           <w:tcPr>
-            <w:tcW w:w="1032" w:type="dxa"/>
+            <w:tcW w:w="994" w:type="dxa"/>
           </w:tcPr>
           <w:p>
             <w:pPr>
@@ -1164,7 +1164,7 @@
       <w:tr>
         <w:tc>
           <w:tcPr>
-            <w:tcW w:w="535" w:type="dxa"/>
+            <w:tcW w:w="528" w:type="dxa"/>
           </w:tcPr>
           <w:p>
             <w:pPr>
@@ -1177,7 +1177,7 @@
         </w:tc>
         <w:tc>
           <w:tcPr>
-            <w:tcW w:w="1350" w:type="dxa"/>
+            <w:tcW w:w="1304" w:type="dxa"/>
           </w:tcPr>
           <w:p>
             <w:pPr>
@@ -1190,7 +1190,7 @@
         </w:tc>
         <w:tc>
           <w:tcPr>
-            <w:tcW w:w="1340" w:type="dxa"/>
+            <w:tcW w:w="1517" w:type="dxa"/>
           </w:tcPr>
           <w:p>
             <w:pPr>
@@ -1203,7 +1203,7 @@
         </w:tc>
         <w:tc>
           <w:tcPr>
-            <w:tcW w:w="751" w:type="dxa"/>
+            <w:tcW w:w="735" w:type="dxa"/>
           </w:tcPr>
           <w:p>
             <w:pPr>
@@ -1216,7 +1216,7 @@
         </w:tc>
         <w:tc>
           <w:tcPr>
-            <w:tcW w:w="1617" w:type="dxa"/>
+            <w:tcW w:w="1568" w:type="dxa"/>
           </w:tcPr>
           <w:p>
             <w:pPr>
@@ -1242,7 +1242,7 @@
         </w:tc>
         <w:tc>
           <w:tcPr>
-            <w:tcW w:w="1299" w:type="dxa"/>
+            <w:tcW w:w="1278" w:type="dxa"/>
           </w:tcPr>
           <w:p>
             <w:pPr>
@@ -1255,7 +1255,7 @@
         </w:tc>
         <w:tc>
           <w:tcPr>
-            <w:tcW w:w="1032" w:type="dxa"/>
+            <w:tcW w:w="994" w:type="dxa"/>
           </w:tcPr>
           <w:p>
             <w:pPr>
@@ -1270,7 +1270,7 @@
       <w:tr>
         <w:tc>
           <w:tcPr>
-            <w:tcW w:w="535" w:type="dxa"/>
+            <w:tcW w:w="528" w:type="dxa"/>
           </w:tcPr>
           <w:p>
             <w:pPr>
@@ -1283,7 +1283,7 @@
         </w:tc>
         <w:tc>
           <w:tcPr>
-            <w:tcW w:w="1350" w:type="dxa"/>
+            <w:tcW w:w="1304" w:type="dxa"/>
           </w:tcPr>
           <w:p>
             <w:pPr>
@@ -1296,7 +1296,7 @@
         </w:tc>
         <w:tc>
           <w:tcPr>
-            <w:tcW w:w="1340" w:type="dxa"/>
+            <w:tcW w:w="1517" w:type="dxa"/>
           </w:tcPr>
           <w:p>
             <w:pPr>
@@ -1309,7 +1309,7 @@
         </w:tc>
         <w:tc>
           <w:tcPr>
-            <w:tcW w:w="751" w:type="dxa"/>
+            <w:tcW w:w="735" w:type="dxa"/>
           </w:tcPr>
           <w:p>
             <w:pPr>
@@ -1322,7 +1322,7 @@
         </w:tc>
         <w:tc>
           <w:tcPr>
-            <w:tcW w:w="1617" w:type="dxa"/>
+            <w:tcW w:w="1568" w:type="dxa"/>
           </w:tcPr>
           <w:p>
             <w:pPr>
@@ -1348,7 +1348,7 @@
         </w:tc>
         <w:tc>
           <w:tcPr>
-            <w:tcW w:w="1299" w:type="dxa"/>
+            <w:tcW w:w="1278" w:type="dxa"/>
           </w:tcPr>
           <w:p>
             <w:pPr>
@@ -1363,7 +1363,7 @@
         </w:tc>
         <w:tc>
           <w:tcPr>
-            <w:tcW w:w="1032" w:type="dxa"/>
+            <w:tcW w:w="994" w:type="dxa"/>
           </w:tcPr>
           <w:p>
             <w:pPr>
@@ -1378,7 +1378,7 @@
       <w:tr>
         <w:tc>
           <w:tcPr>
-            <w:tcW w:w="535" w:type="dxa"/>
+            <w:tcW w:w="528" w:type="dxa"/>
           </w:tcPr>
           <w:p>
             <w:pPr>
@@ -1391,7 +1391,7 @@
         </w:tc>
         <w:tc>
           <w:tcPr>
-            <w:tcW w:w="1350" w:type="dxa"/>
+            <w:tcW w:w="1304" w:type="dxa"/>
           </w:tcPr>
           <w:p>
             <w:pPr>
@@ -1404,7 +1404,7 @@
         </w:tc>
         <w:tc>
           <w:tcPr>
-            <w:tcW w:w="1340" w:type="dxa"/>
+            <w:tcW w:w="1517" w:type="dxa"/>
           </w:tcPr>
           <w:p>
             <w:pPr>
@@ -1417,7 +1417,7 @@
         </w:tc>
         <w:tc>
           <w:tcPr>
-            <w:tcW w:w="751" w:type="dxa"/>
+            <w:tcW w:w="735" w:type="dxa"/>
           </w:tcPr>
           <w:p>
             <w:pPr>
@@ -1430,7 +1430,7 @@
         </w:tc>
         <w:tc>
           <w:tcPr>
-            <w:tcW w:w="1617" w:type="dxa"/>
+            <w:tcW w:w="1568" w:type="dxa"/>
           </w:tcPr>
           <w:p>
             <w:pPr>
@@ -1456,7 +1456,7 @@
         </w:tc>
         <w:tc>
           <w:tcPr>
-            <w:tcW w:w="1299" w:type="dxa"/>
+            <w:tcW w:w="1278" w:type="dxa"/>
           </w:tcPr>
           <w:p>
             <w:pPr>
@@ -1471,7 +1471,7 @@
         </w:tc>
         <w:tc>
           <w:tcPr>
-            <w:tcW w:w="1032" w:type="dxa"/>
+            <w:tcW w:w="994" w:type="dxa"/>
           </w:tcPr>
           <w:p>
             <w:pPr>
@@ -1486,7 +1486,7 @@
       <w:tr>
         <w:tc>
           <w:tcPr>
-            <w:tcW w:w="535" w:type="dxa"/>
+            <w:tcW w:w="528" w:type="dxa"/>
           </w:tcPr>
           <w:p>
             <w:pPr>
@@ -1499,7 +1499,7 @@
         </w:tc>
         <w:tc>
           <w:tcPr>
-            <w:tcW w:w="1350" w:type="dxa"/>
+            <w:tcW w:w="1304" w:type="dxa"/>
           </w:tcPr>
           <w:p>
             <w:pPr>
@@ -1512,7 +1512,7 @@
         </w:tc>
         <w:tc>
           <w:tcPr>
-            <w:tcW w:w="1340" w:type="dxa"/>
+            <w:tcW w:w="1517" w:type="dxa"/>
           </w:tcPr>
           <w:p>
             <w:pPr>
@@ -1525,7 +1525,7 @@
         </w:tc>
         <w:tc>
           <w:tcPr>
-            <w:tcW w:w="751" w:type="dxa"/>
+            <w:tcW w:w="735" w:type="dxa"/>
           </w:tcPr>
           <w:p>
             <w:pPr>
@@ -1538,7 +1538,7 @@
         </w:tc>
         <w:tc>
           <w:tcPr>
-            <w:tcW w:w="1617" w:type="dxa"/>
+            <w:tcW w:w="1568" w:type="dxa"/>
           </w:tcPr>
           <w:p>
             <w:pPr>
@@ -1564,7 +1564,7 @@
         </w:tc>
         <w:tc>
           <w:tcPr>
-            <w:tcW w:w="1299" w:type="dxa"/>
+            <w:tcW w:w="1278" w:type="dxa"/>
           </w:tcPr>
           <w:p>
             <w:pPr>
@@ -1579,7 +1579,7 @@
         </w:tc>
         <w:tc>
           <w:tcPr>
-            <w:tcW w:w="1032" w:type="dxa"/>
+            <w:tcW w:w="994" w:type="dxa"/>
           </w:tcPr>
           <w:p>
             <w:pPr>
@@ -1594,7 +1594,7 @@
       <w:tr>
         <w:tc>
           <w:tcPr>
-            <w:tcW w:w="535" w:type="dxa"/>
+            <w:tcW w:w="528" w:type="dxa"/>
           </w:tcPr>
           <w:p>
             <w:pPr>
@@ -1607,7 +1607,7 @@
         </w:tc>
         <w:tc>
           <w:tcPr>
-            <w:tcW w:w="1350" w:type="dxa"/>
+            <w:tcW w:w="1304" w:type="dxa"/>
           </w:tcPr>
           <w:p>
             <w:pPr>
@@ -1620,7 +1620,7 @@
         </w:tc>
         <w:tc>
           <w:tcPr>
-            <w:tcW w:w="1340" w:type="dxa"/>
+            <w:tcW w:w="1517" w:type="dxa"/>
           </w:tcPr>
           <w:p>
             <w:pPr>
@@ -1633,7 +1633,7 @@
         </w:tc>
         <w:tc>
           <w:tcPr>
-            <w:tcW w:w="751" w:type="dxa"/>
+            <w:tcW w:w="735" w:type="dxa"/>
           </w:tcPr>
           <w:p>
             <w:pPr>
@@ -1646,7 +1646,7 @@
         </w:tc>
         <w:tc>
           <w:tcPr>
-            <w:tcW w:w="1617" w:type="dxa"/>
+            <w:tcW w:w="1568" w:type="dxa"/>
           </w:tcPr>
           <w:p>
             <w:pPr>
@@ -1672,7 +1672,7 @@
         </w:tc>
         <w:tc>
           <w:tcPr>
-            <w:tcW w:w="1299" w:type="dxa"/>
+            <w:tcW w:w="1278" w:type="dxa"/>
           </w:tcPr>
           <w:p>
             <w:pPr>
@@ -1687,7 +1687,7 @@
         </w:tc>
         <w:tc>
           <w:tcPr>
-            <w:tcW w:w="1032" w:type="dxa"/>
+            <w:tcW w:w="994" w:type="dxa"/>
           </w:tcPr>
           <w:p>
             <w:pPr>
@@ -1702,7 +1702,7 @@
       <w:tr>
         <w:tc>
           <w:tcPr>
-            <w:tcW w:w="535" w:type="dxa"/>
+            <w:tcW w:w="528" w:type="dxa"/>
           </w:tcPr>
           <w:p>
             <w:pPr>
@@ -1715,20 +1715,20 @@
         </w:tc>
         <w:tc>
           <w:tcPr>
-            <w:tcW w:w="1350" w:type="dxa"/>
-          </w:tcPr>
-          <w:p>
-            <w:pPr>
-              <w:jc w:val="center"/>
-            </w:pPr>
-            <w:r>
-              <w:t>6PG33</w:t>
-            </w:r>
-          </w:p>
-        </w:tc>
-        <w:tc>
-          <w:tcPr>
-            <w:tcW w:w="1340" w:type="dxa"/>
+            <w:tcW w:w="1304" w:type="dxa"/>
+          </w:tcPr>
+          <w:p>
+            <w:pPr>
+              <w:jc w:val="center"/>
+            </w:pPr>
+            <w:r>
+              <w:t>gProb1</w:t>
+            </w:r>
+          </w:p>
+        </w:tc>
+        <w:tc>
+          <w:tcPr>
+            <w:tcW w:w="1517" w:type="dxa"/>
           </w:tcPr>
           <w:p>
             <w:pPr>
@@ -1741,7 +1741,7 @@
         </w:tc>
         <w:tc>
           <w:tcPr>
-            <w:tcW w:w="751" w:type="dxa"/>
+            <w:tcW w:w="735" w:type="dxa"/>
           </w:tcPr>
           <w:p>
             <w:pPr>
@@ -1754,14 +1754,14 @@
         </w:tc>
         <w:tc>
           <w:tcPr>
-            <w:tcW w:w="1617" w:type="dxa"/>
-          </w:tcPr>
-          <w:p>
-            <w:pPr>
-              <w:jc w:val="center"/>
-            </w:pPr>
-            <w:r>
-              <w:t>3</w:t>
+            <w:tcW w:w="1568" w:type="dxa"/>
+          </w:tcPr>
+          <w:p>
+            <w:pPr>
+              <w:jc w:val="center"/>
+            </w:pPr>
+            <w:r>
+              <w:t>8</w:t>
             </w:r>
           </w:p>
         </w:tc>
@@ -1780,27 +1780,29 @@
         </w:tc>
         <w:tc>
           <w:tcPr>
-            <w:tcW w:w="1299" w:type="dxa"/>
-          </w:tcPr>
-          <w:p>
-            <w:pPr>
-              <w:jc w:val="center"/>
-            </w:pPr>
-            <w:r>
-              <w:t>DMS</w:t>
-            </w:r>
-          </w:p>
-        </w:tc>
-        <w:tc>
-          <w:tcPr>
-            <w:tcW w:w="1032" w:type="dxa"/>
-          </w:tcPr>
-          <w:p>
-            <w:pPr>
-              <w:jc w:val="center"/>
-            </w:pPr>
-            <w:r>
-              <w:t>Int</w:t>
+            <w:tcW w:w="1278" w:type="dxa"/>
+          </w:tcPr>
+          <w:p>
+            <w:pPr>
+              <w:jc w:val="center"/>
+            </w:pPr>
+            <w:proofErr w:type="spellStart"/>
+            <w:r>
+              <w:t>NAc</w:t>
+            </w:r>
+            <w:proofErr w:type="spellEnd"/>
+          </w:p>
+        </w:tc>
+        <w:tc>
+          <w:tcPr>
+            <w:tcW w:w="994" w:type="dxa"/>
+          </w:tcPr>
+          <w:p>
+            <w:pPr>
+              <w:jc w:val="center"/>
+            </w:pPr>
+            <w:r>
+              <w:t>Prob</w:t>
             </w:r>
           </w:p>
         </w:tc>
@@ -1808,7 +1810,7 @@
       <w:tr>
         <w:tc>
           <w:tcPr>
-            <w:tcW w:w="535" w:type="dxa"/>
+            <w:tcW w:w="528" w:type="dxa"/>
           </w:tcPr>
           <w:p>
             <w:pPr>
@@ -1821,20 +1823,20 @@
         </w:tc>
         <w:tc>
           <w:tcPr>
-            <w:tcW w:w="1350" w:type="dxa"/>
-          </w:tcPr>
-          <w:p>
-            <w:pPr>
-              <w:jc w:val="center"/>
-            </w:pPr>
-            <w:r>
-              <w:t>6PG34</w:t>
-            </w:r>
-          </w:p>
-        </w:tc>
-        <w:tc>
-          <w:tcPr>
-            <w:tcW w:w="1340" w:type="dxa"/>
+            <w:tcW w:w="1304" w:type="dxa"/>
+          </w:tcPr>
+          <w:p>
+            <w:pPr>
+              <w:jc w:val="center"/>
+            </w:pPr>
+            <w:r>
+              <w:t>gProb2</w:t>
+            </w:r>
+          </w:p>
+        </w:tc>
+        <w:tc>
+          <w:tcPr>
+            <w:tcW w:w="1517" w:type="dxa"/>
           </w:tcPr>
           <w:p>
             <w:pPr>
@@ -1847,7 +1849,7 @@
         </w:tc>
         <w:tc>
           <w:tcPr>
-            <w:tcW w:w="751" w:type="dxa"/>
+            <w:tcW w:w="735" w:type="dxa"/>
           </w:tcPr>
           <w:p>
             <w:pPr>
@@ -1860,14 +1862,14 @@
         </w:tc>
         <w:tc>
           <w:tcPr>
-            <w:tcW w:w="1617" w:type="dxa"/>
-          </w:tcPr>
-          <w:p>
-            <w:pPr>
-              <w:jc w:val="center"/>
-            </w:pPr>
-            <w:r>
-              <w:t>4</w:t>
+            <w:tcW w:w="1568" w:type="dxa"/>
+          </w:tcPr>
+          <w:p>
+            <w:pPr>
+              <w:jc w:val="center"/>
+            </w:pPr>
+            <w:r>
+              <w:t>8</w:t>
             </w:r>
           </w:p>
         </w:tc>
@@ -1886,7 +1888,7 @@
         </w:tc>
         <w:tc>
           <w:tcPr>
-            <w:tcW w:w="1299" w:type="dxa"/>
+            <w:tcW w:w="1278" w:type="dxa"/>
           </w:tcPr>
           <w:p>
             <w:pPr>
@@ -1901,14 +1903,14 @@
         </w:tc>
         <w:tc>
           <w:tcPr>
-            <w:tcW w:w="1032" w:type="dxa"/>
-          </w:tcPr>
-          <w:p>
-            <w:pPr>
-              <w:jc w:val="center"/>
-            </w:pPr>
-            <w:r>
-              <w:t>Int</w:t>
+            <w:tcW w:w="994" w:type="dxa"/>
+          </w:tcPr>
+          <w:p>
+            <w:pPr>
+              <w:jc w:val="center"/>
+            </w:pPr>
+            <w:r>
+              <w:t>Prob</w:t>
             </w:r>
           </w:p>
         </w:tc>
@@ -1916,7 +1918,7 @@
       <w:tr>
         <w:tc>
           <w:tcPr>
-            <w:tcW w:w="535" w:type="dxa"/>
+            <w:tcW w:w="528" w:type="dxa"/>
           </w:tcPr>
           <w:p>
             <w:pPr>
@@ -1929,53 +1931,53 @@
         </w:tc>
         <w:tc>
           <w:tcPr>
-            <w:tcW w:w="1350" w:type="dxa"/>
-          </w:tcPr>
-          <w:p>
-            <w:pPr>
-              <w:jc w:val="center"/>
-            </w:pPr>
-            <w:r>
-              <w:t>6PG35</w:t>
-            </w:r>
-          </w:p>
-        </w:tc>
-        <w:tc>
-          <w:tcPr>
-            <w:tcW w:w="1340" w:type="dxa"/>
-          </w:tcPr>
-          <w:p>
-            <w:pPr>
-              <w:jc w:val="center"/>
-            </w:pPr>
-            <w:r>
-              <w:t>Slc6a3</w:t>
-            </w:r>
-          </w:p>
-        </w:tc>
-        <w:tc>
-          <w:tcPr>
-            <w:tcW w:w="751" w:type="dxa"/>
-          </w:tcPr>
-          <w:p>
-            <w:pPr>
-              <w:jc w:val="center"/>
-            </w:pPr>
-            <w:r>
-              <w:t>M</w:t>
-            </w:r>
-          </w:p>
-        </w:tc>
-        <w:tc>
-          <w:tcPr>
-            <w:tcW w:w="1617" w:type="dxa"/>
-          </w:tcPr>
-          <w:p>
-            <w:pPr>
-              <w:jc w:val="center"/>
-            </w:pPr>
-            <w:r>
-              <w:t>4</w:t>
+            <w:tcW w:w="1304" w:type="dxa"/>
+          </w:tcPr>
+          <w:p>
+            <w:pPr>
+              <w:jc w:val="center"/>
+            </w:pPr>
+            <w:r>
+              <w:t>ML11</w:t>
+            </w:r>
+          </w:p>
+        </w:tc>
+        <w:tc>
+          <w:tcPr>
+            <w:tcW w:w="1517" w:type="dxa"/>
+          </w:tcPr>
+          <w:p>
+            <w:pPr>
+              <w:jc w:val="center"/>
+            </w:pPr>
+            <w:r>
+              <w:t>C57bl6</w:t>
+            </w:r>
+          </w:p>
+        </w:tc>
+        <w:tc>
+          <w:tcPr>
+            <w:tcW w:w="735" w:type="dxa"/>
+          </w:tcPr>
+          <w:p>
+            <w:pPr>
+              <w:jc w:val="center"/>
+            </w:pPr>
+            <w:r>
+              <w:t>F</w:t>
+            </w:r>
+          </w:p>
+        </w:tc>
+        <w:tc>
+          <w:tcPr>
+            <w:tcW w:w="1568" w:type="dxa"/>
+          </w:tcPr>
+          <w:p>
+            <w:pPr>
+              <w:jc w:val="center"/>
+            </w:pPr>
+            <w:r>
+              <w:t>6</w:t>
             </w:r>
           </w:p>
         </w:tc>
@@ -1994,20 +1996,22 @@
         </w:tc>
         <w:tc>
           <w:tcPr>
-            <w:tcW w:w="1299" w:type="dxa"/>
-          </w:tcPr>
-          <w:p>
-            <w:pPr>
-              <w:jc w:val="center"/>
-            </w:pPr>
-            <w:r>
-              <w:t>DMS</w:t>
-            </w:r>
-          </w:p>
-        </w:tc>
-        <w:tc>
-          <w:tcPr>
-            <w:tcW w:w="1032" w:type="dxa"/>
+            <w:tcW w:w="1278" w:type="dxa"/>
+          </w:tcPr>
+          <w:p>
+            <w:pPr>
+              <w:jc w:val="center"/>
+            </w:pPr>
+            <w:proofErr w:type="spellStart"/>
+            <w:r>
+              <w:t>NAc</w:t>
+            </w:r>
+            <w:proofErr w:type="spellEnd"/>
+          </w:p>
+        </w:tc>
+        <w:tc>
+          <w:tcPr>
+            <w:tcW w:w="994" w:type="dxa"/>
           </w:tcPr>
           <w:p>
             <w:pPr>
@@ -2022,46 +2026,46 @@
       <w:tr>
         <w:tc>
           <w:tcPr>
-            <w:tcW w:w="535" w:type="dxa"/>
-          </w:tcPr>
-          <w:p>
-            <w:pPr>
-              <w:jc w:val="center"/>
-            </w:pPr>
-            <w:r>
-              <w:t>1</w:t>
-            </w:r>
-          </w:p>
-        </w:tc>
-        <w:tc>
-          <w:tcPr>
-            <w:tcW w:w="1350" w:type="dxa"/>
-          </w:tcPr>
-          <w:p>
-            <w:pPr>
-              <w:jc w:val="center"/>
-            </w:pPr>
-            <w:r>
-              <w:t>gProb1</w:t>
-            </w:r>
-          </w:p>
-        </w:tc>
-        <w:tc>
-          <w:tcPr>
-            <w:tcW w:w="1340" w:type="dxa"/>
-          </w:tcPr>
-          <w:p>
-            <w:pPr>
-              <w:jc w:val="center"/>
-            </w:pPr>
-            <w:r>
-              <w:t>Slc6a3</w:t>
-            </w:r>
-          </w:p>
-        </w:tc>
-        <w:tc>
-          <w:tcPr>
-            <w:tcW w:w="751" w:type="dxa"/>
+            <w:tcW w:w="528" w:type="dxa"/>
+          </w:tcPr>
+          <w:p>
+            <w:pPr>
+              <w:jc w:val="center"/>
+            </w:pPr>
+            <w:r>
+              <w:t>18</w:t>
+            </w:r>
+          </w:p>
+        </w:tc>
+        <w:tc>
+          <w:tcPr>
+            <w:tcW w:w="1304" w:type="dxa"/>
+          </w:tcPr>
+          <w:p>
+            <w:pPr>
+              <w:jc w:val="center"/>
+            </w:pPr>
+            <w:r>
+              <w:t>ML12</w:t>
+            </w:r>
+          </w:p>
+        </w:tc>
+        <w:tc>
+          <w:tcPr>
+            <w:tcW w:w="1517" w:type="dxa"/>
+          </w:tcPr>
+          <w:p>
+            <w:pPr>
+              <w:jc w:val="center"/>
+            </w:pPr>
+            <w:r>
+              <w:t>C57bl6</w:t>
+            </w:r>
+          </w:p>
+        </w:tc>
+        <w:tc>
+          <w:tcPr>
+            <w:tcW w:w="735" w:type="dxa"/>
           </w:tcPr>
           <w:p>
             <w:pPr>
@@ -2074,14 +2078,14 @@
         </w:tc>
         <w:tc>
           <w:tcPr>
-            <w:tcW w:w="1617" w:type="dxa"/>
-          </w:tcPr>
-          <w:p>
-            <w:pPr>
-              <w:jc w:val="center"/>
-            </w:pPr>
-            <w:r>
-              <w:t>8</w:t>
+            <w:tcW w:w="1568" w:type="dxa"/>
+          </w:tcPr>
+          <w:p>
+            <w:pPr>
+              <w:jc w:val="center"/>
+            </w:pPr>
+            <w:r>
+              <w:t>6</w:t>
             </w:r>
           </w:p>
         </w:tc>
@@ -2100,7 +2104,7 @@
         </w:tc>
         <w:tc>
           <w:tcPr>
-            <w:tcW w:w="1299" w:type="dxa"/>
+            <w:tcW w:w="1278" w:type="dxa"/>
           </w:tcPr>
           <w:p>
             <w:pPr>
@@ -2115,14 +2119,14 @@
         </w:tc>
         <w:tc>
           <w:tcPr>
-            <w:tcW w:w="1032" w:type="dxa"/>
-          </w:tcPr>
-          <w:p>
-            <w:pPr>
-              <w:jc w:val="center"/>
-            </w:pPr>
-            <w:r>
-              <w:t>Prob</w:t>
+            <w:tcW w:w="994" w:type="dxa"/>
+          </w:tcPr>
+          <w:p>
+            <w:pPr>
+              <w:jc w:val="center"/>
+            </w:pPr>
+            <w:r>
+              <w:t>Int</w:t>
             </w:r>
           </w:p>
         </w:tc>
@@ -2130,46 +2134,46 @@
       <w:tr>
         <w:tc>
           <w:tcPr>
-            <w:tcW w:w="535" w:type="dxa"/>
-          </w:tcPr>
-          <w:p>
-            <w:pPr>
-              <w:jc w:val="center"/>
-            </w:pPr>
-            <w:r>
-              <w:t>2</w:t>
-            </w:r>
-          </w:p>
-        </w:tc>
-        <w:tc>
-          <w:tcPr>
-            <w:tcW w:w="1350" w:type="dxa"/>
-          </w:tcPr>
-          <w:p>
-            <w:pPr>
-              <w:jc w:val="center"/>
-            </w:pPr>
-            <w:r>
-              <w:t>gProb2</w:t>
-            </w:r>
-          </w:p>
-        </w:tc>
-        <w:tc>
-          <w:tcPr>
-            <w:tcW w:w="1340" w:type="dxa"/>
-          </w:tcPr>
-          <w:p>
-            <w:pPr>
-              <w:jc w:val="center"/>
-            </w:pPr>
-            <w:r>
-              <w:t>Slc6a3</w:t>
-            </w:r>
-          </w:p>
-        </w:tc>
-        <w:tc>
-          <w:tcPr>
-            <w:tcW w:w="751" w:type="dxa"/>
+            <w:tcW w:w="528" w:type="dxa"/>
+          </w:tcPr>
+          <w:p>
+            <w:pPr>
+              <w:jc w:val="center"/>
+            </w:pPr>
+            <w:r>
+              <w:t>19</w:t>
+            </w:r>
+          </w:p>
+        </w:tc>
+        <w:tc>
+          <w:tcPr>
+            <w:tcW w:w="1304" w:type="dxa"/>
+          </w:tcPr>
+          <w:p>
+            <w:pPr>
+              <w:jc w:val="center"/>
+            </w:pPr>
+            <w:r>
+              <w:t>ML13</w:t>
+            </w:r>
+          </w:p>
+        </w:tc>
+        <w:tc>
+          <w:tcPr>
+            <w:tcW w:w="1517" w:type="dxa"/>
+          </w:tcPr>
+          <w:p>
+            <w:pPr>
+              <w:jc w:val="center"/>
+            </w:pPr>
+            <w:r>
+              <w:t>C57bl6</w:t>
+            </w:r>
+          </w:p>
+        </w:tc>
+        <w:tc>
+          <w:tcPr>
+            <w:tcW w:w="735" w:type="dxa"/>
           </w:tcPr>
           <w:p>
             <w:pPr>
@@ -2182,14 +2186,14 @@
         </w:tc>
         <w:tc>
           <w:tcPr>
-            <w:tcW w:w="1617" w:type="dxa"/>
-          </w:tcPr>
-          <w:p>
-            <w:pPr>
-              <w:jc w:val="center"/>
-            </w:pPr>
-            <w:r>
-              <w:t>8</w:t>
+            <w:tcW w:w="1568" w:type="dxa"/>
+          </w:tcPr>
+          <w:p>
+            <w:pPr>
+              <w:jc w:val="center"/>
+            </w:pPr>
+            <w:r>
+              <w:t>5</w:t>
             </w:r>
           </w:p>
         </w:tc>
@@ -2208,7 +2212,7 @@
         </w:tc>
         <w:tc>
           <w:tcPr>
-            <w:tcW w:w="1299" w:type="dxa"/>
+            <w:tcW w:w="1278" w:type="dxa"/>
           </w:tcPr>
           <w:p>
             <w:pPr>
@@ -2223,14 +2227,14 @@
         </w:tc>
         <w:tc>
           <w:tcPr>
-            <w:tcW w:w="1032" w:type="dxa"/>
-          </w:tcPr>
-          <w:p>
-            <w:pPr>
-              <w:jc w:val="center"/>
-            </w:pPr>
-            <w:r>
-              <w:t>Prob</w:t>
+            <w:tcW w:w="994" w:type="dxa"/>
+          </w:tcPr>
+          <w:p>
+            <w:pPr>
+              <w:jc w:val="center"/>
+            </w:pPr>
+            <w:r>
+              <w:t>Int</w:t>
             </w:r>
           </w:p>
         </w:tc>
@@ -2238,33 +2242,33 @@
       <w:tr>
         <w:tc>
           <w:tcPr>
-            <w:tcW w:w="535" w:type="dxa"/>
-          </w:tcPr>
-          <w:p>
-            <w:pPr>
-              <w:jc w:val="center"/>
-            </w:pPr>
-            <w:r>
-              <w:t>1</w:t>
-            </w:r>
-          </w:p>
-        </w:tc>
-        <w:tc>
-          <w:tcPr>
-            <w:tcW w:w="1350" w:type="dxa"/>
-          </w:tcPr>
-          <w:p>
-            <w:pPr>
-              <w:jc w:val="center"/>
-            </w:pPr>
-            <w:r>
-              <w:t>ML11</w:t>
-            </w:r>
-          </w:p>
-        </w:tc>
-        <w:tc>
-          <w:tcPr>
-            <w:tcW w:w="1340" w:type="dxa"/>
+            <w:tcW w:w="528" w:type="dxa"/>
+          </w:tcPr>
+          <w:p>
+            <w:pPr>
+              <w:jc w:val="center"/>
+            </w:pPr>
+            <w:r>
+              <w:t>20</w:t>
+            </w:r>
+          </w:p>
+        </w:tc>
+        <w:tc>
+          <w:tcPr>
+            <w:tcW w:w="1304" w:type="dxa"/>
+          </w:tcPr>
+          <w:p>
+            <w:pPr>
+              <w:jc w:val="center"/>
+            </w:pPr>
+            <w:r>
+              <w:t>ML14</w:t>
+            </w:r>
+          </w:p>
+        </w:tc>
+        <w:tc>
+          <w:tcPr>
+            <w:tcW w:w="1517" w:type="dxa"/>
           </w:tcPr>
           <w:p>
             <w:pPr>
@@ -2277,27 +2281,27 @@
         </w:tc>
         <w:tc>
           <w:tcPr>
-            <w:tcW w:w="751" w:type="dxa"/>
-          </w:tcPr>
-          <w:p>
-            <w:pPr>
-              <w:jc w:val="center"/>
-            </w:pPr>
-            <w:r>
-              <w:t>F</w:t>
-            </w:r>
-          </w:p>
-        </w:tc>
-        <w:tc>
-          <w:tcPr>
-            <w:tcW w:w="1617" w:type="dxa"/>
-          </w:tcPr>
-          <w:p>
-            <w:pPr>
-              <w:jc w:val="center"/>
-            </w:pPr>
-            <w:r>
-              <w:t>6</w:t>
+            <w:tcW w:w="735" w:type="dxa"/>
+          </w:tcPr>
+          <w:p>
+            <w:pPr>
+              <w:jc w:val="center"/>
+            </w:pPr>
+            <w:r>
+              <w:t>M</w:t>
+            </w:r>
+          </w:p>
+        </w:tc>
+        <w:tc>
+          <w:tcPr>
+            <w:tcW w:w="1568" w:type="dxa"/>
+          </w:tcPr>
+          <w:p>
+            <w:pPr>
+              <w:jc w:val="center"/>
+            </w:pPr>
+            <w:r>
+              <w:t>5</w:t>
             </w:r>
           </w:p>
         </w:tc>
@@ -2316,22 +2320,20 @@
         </w:tc>
         <w:tc>
           <w:tcPr>
-            <w:tcW w:w="1299" w:type="dxa"/>
-          </w:tcPr>
-          <w:p>
-            <w:pPr>
-              <w:jc w:val="center"/>
-            </w:pPr>
-            <w:proofErr w:type="spellStart"/>
-            <w:r>
-              <w:t>NAc</w:t>
-            </w:r>
-            <w:proofErr w:type="spellEnd"/>
-          </w:p>
-        </w:tc>
-        <w:tc>
-          <w:tcPr>
-            <w:tcW w:w="1032" w:type="dxa"/>
+            <w:tcW w:w="1278" w:type="dxa"/>
+          </w:tcPr>
+          <w:p>
+            <w:pPr>
+              <w:jc w:val="center"/>
+            </w:pPr>
+            <w:r>
+              <w:t>DMS</w:t>
+            </w:r>
+          </w:p>
+        </w:tc>
+        <w:tc>
+          <w:tcPr>
+            <w:tcW w:w="994" w:type="dxa"/>
           </w:tcPr>
           <w:p>
             <w:pPr>
@@ -2346,33 +2348,33 @@
       <w:tr>
         <w:tc>
           <w:tcPr>
-            <w:tcW w:w="535" w:type="dxa"/>
-          </w:tcPr>
-          <w:p>
-            <w:pPr>
-              <w:jc w:val="center"/>
-            </w:pPr>
-            <w:r>
-              <w:t>2</w:t>
-            </w:r>
-          </w:p>
-        </w:tc>
-        <w:tc>
-          <w:tcPr>
-            <w:tcW w:w="1350" w:type="dxa"/>
-          </w:tcPr>
-          <w:p>
-            <w:pPr>
-              <w:jc w:val="center"/>
-            </w:pPr>
-            <w:r>
-              <w:t>ML12</w:t>
-            </w:r>
-          </w:p>
-        </w:tc>
-        <w:tc>
-          <w:tcPr>
-            <w:tcW w:w="1340" w:type="dxa"/>
+            <w:tcW w:w="528" w:type="dxa"/>
+          </w:tcPr>
+          <w:p>
+            <w:pPr>
+              <w:jc w:val="center"/>
+            </w:pPr>
+            <w:r>
+              <w:t>21</w:t>
+            </w:r>
+          </w:p>
+        </w:tc>
+        <w:tc>
+          <w:tcPr>
+            <w:tcW w:w="1304" w:type="dxa"/>
+          </w:tcPr>
+          <w:p>
+            <w:pPr>
+              <w:jc w:val="center"/>
+            </w:pPr>
+            <w:r>
+              <w:t>ML15</w:t>
+            </w:r>
+          </w:p>
+        </w:tc>
+        <w:tc>
+          <w:tcPr>
+            <w:tcW w:w="1517" w:type="dxa"/>
           </w:tcPr>
           <w:p>
             <w:pPr>
@@ -2385,7 +2387,7 @@
         </w:tc>
         <w:tc>
           <w:tcPr>
-            <w:tcW w:w="751" w:type="dxa"/>
+            <w:tcW w:w="735" w:type="dxa"/>
           </w:tcPr>
           <w:p>
             <w:pPr>
@@ -2398,14 +2400,14 @@
         </w:tc>
         <w:tc>
           <w:tcPr>
-            <w:tcW w:w="1617" w:type="dxa"/>
-          </w:tcPr>
-          <w:p>
-            <w:pPr>
-              <w:jc w:val="center"/>
-            </w:pPr>
-            <w:r>
-              <w:t>6</w:t>
+            <w:tcW w:w="1568" w:type="dxa"/>
+          </w:tcPr>
+          <w:p>
+            <w:pPr>
+              <w:jc w:val="center"/>
+            </w:pPr>
+            <w:r>
+              <w:t>4</w:t>
             </w:r>
           </w:p>
         </w:tc>
@@ -2424,7 +2426,7 @@
         </w:tc>
         <w:tc>
           <w:tcPr>
-            <w:tcW w:w="1299" w:type="dxa"/>
+            <w:tcW w:w="1278" w:type="dxa"/>
           </w:tcPr>
           <w:p>
             <w:pPr>
@@ -2439,7 +2441,7 @@
         </w:tc>
         <w:tc>
           <w:tcPr>
-            <w:tcW w:w="1032" w:type="dxa"/>
+            <w:tcW w:w="994" w:type="dxa"/>
           </w:tcPr>
           <w:p>
             <w:pPr>
@@ -2454,7 +2456,59 @@
       <w:tr>
         <w:tc>
           <w:tcPr>
-            <w:tcW w:w="535" w:type="dxa"/>
+            <w:tcW w:w="528" w:type="dxa"/>
+          </w:tcPr>
+          <w:p>
+            <w:pPr>
+              <w:jc w:val="center"/>
+            </w:pPr>
+            <w:r>
+              <w:t>22</w:t>
+            </w:r>
+          </w:p>
+        </w:tc>
+        <w:tc>
+          <w:tcPr>
+            <w:tcW w:w="1304" w:type="dxa"/>
+          </w:tcPr>
+          <w:p>
+            <w:pPr>
+              <w:jc w:val="center"/>
+            </w:pPr>
+            <w:r>
+              <w:t>ML17</w:t>
+            </w:r>
+          </w:p>
+        </w:tc>
+        <w:tc>
+          <w:tcPr>
+            <w:tcW w:w="1517" w:type="dxa"/>
+          </w:tcPr>
+          <w:p>
+            <w:pPr>
+              <w:jc w:val="center"/>
+            </w:pPr>
+            <w:r>
+              <w:t>C57bl6</w:t>
+            </w:r>
+          </w:p>
+        </w:tc>
+        <w:tc>
+          <w:tcPr>
+            <w:tcW w:w="735" w:type="dxa"/>
+          </w:tcPr>
+          <w:p>
+            <w:pPr>
+              <w:jc w:val="center"/>
+            </w:pPr>
+            <w:r>
+              <w:t>M</w:t>
+            </w:r>
+          </w:p>
+        </w:tc>
+        <w:tc>
+          <w:tcPr>
+            <w:tcW w:w="1568" w:type="dxa"/>
           </w:tcPr>
           <w:p>
             <w:pPr>
@@ -2467,58 +2521,6 @@
         </w:tc>
         <w:tc>
           <w:tcPr>
-            <w:tcW w:w="1350" w:type="dxa"/>
-          </w:tcPr>
-          <w:p>
-            <w:pPr>
-              <w:jc w:val="center"/>
-            </w:pPr>
-            <w:r>
-              <w:t>ML13</w:t>
-            </w:r>
-          </w:p>
-        </w:tc>
-        <w:tc>
-          <w:tcPr>
-            <w:tcW w:w="1340" w:type="dxa"/>
-          </w:tcPr>
-          <w:p>
-            <w:pPr>
-              <w:jc w:val="center"/>
-            </w:pPr>
-            <w:r>
-              <w:t>C57bl6</w:t>
-            </w:r>
-          </w:p>
-        </w:tc>
-        <w:tc>
-          <w:tcPr>
-            <w:tcW w:w="751" w:type="dxa"/>
-          </w:tcPr>
-          <w:p>
-            <w:pPr>
-              <w:jc w:val="center"/>
-            </w:pPr>
-            <w:r>
-              <w:t>M</w:t>
-            </w:r>
-          </w:p>
-        </w:tc>
-        <w:tc>
-          <w:tcPr>
-            <w:tcW w:w="1617" w:type="dxa"/>
-          </w:tcPr>
-          <w:p>
-            <w:pPr>
-              <w:jc w:val="center"/>
-            </w:pPr>
-            <w:r>
-              <w:t>5</w:t>
-            </w:r>
-          </w:p>
-        </w:tc>
-        <w:tc>
-          <w:tcPr>
             <w:tcW w:w="1426" w:type="dxa"/>
           </w:tcPr>
           <w:p>
@@ -2532,7 +2534,7 @@
         </w:tc>
         <w:tc>
           <w:tcPr>
-            <w:tcW w:w="1299" w:type="dxa"/>
+            <w:tcW w:w="1278" w:type="dxa"/>
           </w:tcPr>
           <w:p>
             <w:pPr>
@@ -2547,7 +2549,7 @@
         </w:tc>
         <w:tc>
           <w:tcPr>
-            <w:tcW w:w="1032" w:type="dxa"/>
+            <w:tcW w:w="994" w:type="dxa"/>
           </w:tcPr>
           <w:p>
             <w:pPr>
@@ -2562,33 +2564,33 @@
       <w:tr>
         <w:tc>
           <w:tcPr>
-            <w:tcW w:w="535" w:type="dxa"/>
-          </w:tcPr>
-          <w:p>
-            <w:pPr>
-              <w:jc w:val="center"/>
-            </w:pPr>
-            <w:r>
-              <w:t>4</w:t>
-            </w:r>
-          </w:p>
-        </w:tc>
-        <w:tc>
-          <w:tcPr>
-            <w:tcW w:w="1350" w:type="dxa"/>
-          </w:tcPr>
-          <w:p>
-            <w:pPr>
-              <w:jc w:val="center"/>
-            </w:pPr>
-            <w:r>
-              <w:t>ML14</w:t>
-            </w:r>
-          </w:p>
-        </w:tc>
-        <w:tc>
-          <w:tcPr>
-            <w:tcW w:w="1340" w:type="dxa"/>
+            <w:tcW w:w="528" w:type="dxa"/>
+          </w:tcPr>
+          <w:p>
+            <w:pPr>
+              <w:jc w:val="center"/>
+            </w:pPr>
+            <w:r>
+              <w:t>23</w:t>
+            </w:r>
+          </w:p>
+        </w:tc>
+        <w:tc>
+          <w:tcPr>
+            <w:tcW w:w="1304" w:type="dxa"/>
+          </w:tcPr>
+          <w:p>
+            <w:pPr>
+              <w:jc w:val="center"/>
+            </w:pPr>
+            <w:r>
+              <w:t>dProb1</w:t>
+            </w:r>
+          </w:p>
+        </w:tc>
+        <w:tc>
+          <w:tcPr>
+            <w:tcW w:w="1517" w:type="dxa"/>
           </w:tcPr>
           <w:p>
             <w:pPr>
@@ -2601,7 +2603,7 @@
         </w:tc>
         <w:tc>
           <w:tcPr>
-            <w:tcW w:w="751" w:type="dxa"/>
+            <w:tcW w:w="735" w:type="dxa"/>
           </w:tcPr>
           <w:p>
             <w:pPr>
@@ -2614,14 +2616,14 @@
         </w:tc>
         <w:tc>
           <w:tcPr>
-            <w:tcW w:w="1617" w:type="dxa"/>
-          </w:tcPr>
-          <w:p>
-            <w:pPr>
-              <w:jc w:val="center"/>
-            </w:pPr>
-            <w:r>
-              <w:t>5</w:t>
+            <w:tcW w:w="1568" w:type="dxa"/>
+          </w:tcPr>
+          <w:p>
+            <w:pPr>
+              <w:jc w:val="center"/>
+            </w:pPr>
+            <w:r>
+              <w:t>7</w:t>
             </w:r>
           </w:p>
         </w:tc>
@@ -2640,27 +2642,29 @@
         </w:tc>
         <w:tc>
           <w:tcPr>
-            <w:tcW w:w="1299" w:type="dxa"/>
-          </w:tcPr>
-          <w:p>
-            <w:pPr>
-              <w:jc w:val="center"/>
-            </w:pPr>
-            <w:r>
-              <w:t>DMS</w:t>
-            </w:r>
-          </w:p>
-        </w:tc>
-        <w:tc>
-          <w:tcPr>
-            <w:tcW w:w="1032" w:type="dxa"/>
-          </w:tcPr>
-          <w:p>
-            <w:pPr>
-              <w:jc w:val="center"/>
-            </w:pPr>
-            <w:r>
-              <w:t>Int</w:t>
+            <w:tcW w:w="1278" w:type="dxa"/>
+          </w:tcPr>
+          <w:p>
+            <w:pPr>
+              <w:jc w:val="center"/>
+            </w:pPr>
+            <w:proofErr w:type="spellStart"/>
+            <w:r>
+              <w:t>NAc</w:t>
+            </w:r>
+            <w:proofErr w:type="spellEnd"/>
+          </w:p>
+        </w:tc>
+        <w:tc>
+          <w:tcPr>
+            <w:tcW w:w="994" w:type="dxa"/>
+          </w:tcPr>
+          <w:p>
+            <w:pPr>
+              <w:jc w:val="center"/>
+            </w:pPr>
+            <w:r>
+              <w:t>Prob</w:t>
             </w:r>
           </w:p>
         </w:tc>
@@ -2668,33 +2672,33 @@
       <w:tr>
         <w:tc>
           <w:tcPr>
-            <w:tcW w:w="535" w:type="dxa"/>
-          </w:tcPr>
-          <w:p>
-            <w:pPr>
-              <w:jc w:val="center"/>
-            </w:pPr>
-            <w:r>
-              <w:t>5</w:t>
-            </w:r>
-          </w:p>
-        </w:tc>
-        <w:tc>
-          <w:tcPr>
-            <w:tcW w:w="1350" w:type="dxa"/>
-          </w:tcPr>
-          <w:p>
-            <w:pPr>
-              <w:jc w:val="center"/>
-            </w:pPr>
-            <w:r>
-              <w:t>ML15</w:t>
-            </w:r>
-          </w:p>
-        </w:tc>
-        <w:tc>
-          <w:tcPr>
-            <w:tcW w:w="1340" w:type="dxa"/>
+            <w:tcW w:w="528" w:type="dxa"/>
+          </w:tcPr>
+          <w:p>
+            <w:pPr>
+              <w:jc w:val="center"/>
+            </w:pPr>
+            <w:r>
+              <w:t>24</w:t>
+            </w:r>
+          </w:p>
+        </w:tc>
+        <w:tc>
+          <w:tcPr>
+            <w:tcW w:w="1304" w:type="dxa"/>
+          </w:tcPr>
+          <w:p>
+            <w:pPr>
+              <w:jc w:val="center"/>
+            </w:pPr>
+            <w:r>
+              <w:t>dProb3</w:t>
+            </w:r>
+          </w:p>
+        </w:tc>
+        <w:tc>
+          <w:tcPr>
+            <w:tcW w:w="1517" w:type="dxa"/>
           </w:tcPr>
           <w:p>
             <w:pPr>
@@ -2707,27 +2711,27 @@
         </w:tc>
         <w:tc>
           <w:tcPr>
-            <w:tcW w:w="751" w:type="dxa"/>
-          </w:tcPr>
-          <w:p>
-            <w:pPr>
-              <w:jc w:val="center"/>
-            </w:pPr>
-            <w:r>
-              <w:t>M</w:t>
-            </w:r>
-          </w:p>
-        </w:tc>
-        <w:tc>
-          <w:tcPr>
-            <w:tcW w:w="1617" w:type="dxa"/>
-          </w:tcPr>
-          <w:p>
-            <w:pPr>
-              <w:jc w:val="center"/>
-            </w:pPr>
-            <w:r>
-              <w:t>4</w:t>
+            <w:tcW w:w="735" w:type="dxa"/>
+          </w:tcPr>
+          <w:p>
+            <w:pPr>
+              <w:jc w:val="center"/>
+            </w:pPr>
+            <w:r>
+              <w:t>F</w:t>
+            </w:r>
+          </w:p>
+        </w:tc>
+        <w:tc>
+          <w:tcPr>
+            <w:tcW w:w="1568" w:type="dxa"/>
+          </w:tcPr>
+          <w:p>
+            <w:pPr>
+              <w:jc w:val="center"/>
+            </w:pPr>
+            <w:r>
+              <w:t>7</w:t>
             </w:r>
           </w:p>
         </w:tc>
@@ -2746,7 +2750,7 @@
         </w:tc>
         <w:tc>
           <w:tcPr>
-            <w:tcW w:w="1299" w:type="dxa"/>
+            <w:tcW w:w="1278" w:type="dxa"/>
           </w:tcPr>
           <w:p>
             <w:pPr>
@@ -2761,14 +2765,14 @@
         </w:tc>
         <w:tc>
           <w:tcPr>
-            <w:tcW w:w="1032" w:type="dxa"/>
-          </w:tcPr>
-          <w:p>
-            <w:pPr>
-              <w:jc w:val="center"/>
-            </w:pPr>
-            <w:r>
-              <w:t>Int</w:t>
+            <w:tcW w:w="994" w:type="dxa"/>
+          </w:tcPr>
+          <w:p>
+            <w:pPr>
+              <w:jc w:val="center"/>
+            </w:pPr>
+            <w:r>
+              <w:t>Prob</w:t>
             </w:r>
           </w:p>
         </w:tc>
@@ -2776,7 +2780,67 @@
       <w:tr>
         <w:tc>
           <w:tcPr>
-            <w:tcW w:w="535" w:type="dxa"/>
+            <w:tcW w:w="528" w:type="dxa"/>
+          </w:tcPr>
+          <w:p>
+            <w:pPr>
+              <w:jc w:val="center"/>
+            </w:pPr>
+            <w:r>
+              <w:t>25</w:t>
+            </w:r>
+          </w:p>
+        </w:tc>
+        <w:tc>
+          <w:tcPr>
+            <w:tcW w:w="1304" w:type="dxa"/>
+          </w:tcPr>
+          <w:p>
+            <w:pPr>
+              <w:jc w:val="center"/>
+            </w:pPr>
+            <w:r>
+              <w:t>6PO3</w:t>
+            </w:r>
+          </w:p>
+        </w:tc>
+        <w:tc>
+          <w:tcPr>
+            <w:tcW w:w="1517" w:type="dxa"/>
+          </w:tcPr>
+          <w:p>
+            <w:pPr>
+              <w:jc w:val="center"/>
+            </w:pPr>
+            <w:r>
+              <w:t>Slc6a</w:t>
+            </w:r>
+            <w:proofErr w:type="gramStart"/>
+            <w:r>
+              <w:t>3::</w:t>
+            </w:r>
+            <w:proofErr w:type="gramEnd"/>
+            <w:r>
+              <w:t>Ai32</w:t>
+            </w:r>
+          </w:p>
+        </w:tc>
+        <w:tc>
+          <w:tcPr>
+            <w:tcW w:w="735" w:type="dxa"/>
+          </w:tcPr>
+          <w:p>
+            <w:pPr>
+              <w:jc w:val="center"/>
+            </w:pPr>
+            <w:r>
+              <w:t>M</w:t>
+            </w:r>
+          </w:p>
+        </w:tc>
+        <w:tc>
+          <w:tcPr>
+            <w:tcW w:w="1568" w:type="dxa"/>
           </w:tcPr>
           <w:p>
             <w:pPr>
@@ -2789,79 +2853,32 @@
         </w:tc>
         <w:tc>
           <w:tcPr>
-            <w:tcW w:w="1350" w:type="dxa"/>
-          </w:tcPr>
-          <w:p>
-            <w:pPr>
-              <w:jc w:val="center"/>
-            </w:pPr>
-            <w:r>
-              <w:t>ML17</w:t>
-            </w:r>
-          </w:p>
-        </w:tc>
-        <w:tc>
-          <w:tcPr>
-            <w:tcW w:w="1340" w:type="dxa"/>
-          </w:tcPr>
-          <w:p>
-            <w:pPr>
-              <w:jc w:val="center"/>
-            </w:pPr>
-            <w:r>
-              <w:t>C57bl6</w:t>
-            </w:r>
-          </w:p>
-        </w:tc>
-        <w:tc>
-          <w:tcPr>
-            <w:tcW w:w="751" w:type="dxa"/>
-          </w:tcPr>
-          <w:p>
-            <w:pPr>
-              <w:jc w:val="center"/>
-            </w:pPr>
-            <w:r>
-              <w:t>M</w:t>
-            </w:r>
-          </w:p>
-        </w:tc>
-        <w:tc>
-          <w:tcPr>
-            <w:tcW w:w="1617" w:type="dxa"/>
-          </w:tcPr>
-          <w:p>
-            <w:pPr>
-              <w:jc w:val="center"/>
-            </w:pPr>
-            <w:r>
-              <w:t>3</w:t>
-            </w:r>
-          </w:p>
-        </w:tc>
-        <w:tc>
-          <w:tcPr>
             <w:tcW w:w="1426" w:type="dxa"/>
           </w:tcPr>
           <w:p>
             <w:pPr>
               <w:jc w:val="center"/>
             </w:pPr>
-            <w:r>
-              <w:t>Photometry</w:t>
-            </w:r>
-          </w:p>
-        </w:tc>
-        <w:tc>
-          <w:tcPr>
-            <w:tcW w:w="1299" w:type="dxa"/>
-          </w:tcPr>
-          <w:p>
-            <w:pPr>
-              <w:jc w:val="center"/>
-            </w:pPr>
             <w:proofErr w:type="spellStart"/>
             <w:r>
+              <w:t>Opto</w:t>
+            </w:r>
+            <w:proofErr w:type="spellEnd"/>
+          </w:p>
+        </w:tc>
+        <w:tc>
+          <w:tcPr>
+            <w:tcW w:w="1278" w:type="dxa"/>
+          </w:tcPr>
+          <w:p>
+            <w:pPr>
+              <w:jc w:val="center"/>
+            </w:pPr>
+            <w:r>
+              <w:t>VTA/</w:t>
+            </w:r>
+            <w:proofErr w:type="spellStart"/>
+            <w:r>
               <w:t>NAc</w:t>
             </w:r>
             <w:proofErr w:type="spellEnd"/>
@@ -2869,7 +2886,7 @@
         </w:tc>
         <w:tc>
           <w:tcPr>
-            <w:tcW w:w="1032" w:type="dxa"/>
+            <w:tcW w:w="994" w:type="dxa"/>
           </w:tcPr>
           <w:p>
             <w:pPr>
@@ -2884,46 +2901,54 @@
       <w:tr>
         <w:tc>
           <w:tcPr>
-            <w:tcW w:w="535" w:type="dxa"/>
-          </w:tcPr>
-          <w:p>
-            <w:pPr>
-              <w:jc w:val="center"/>
-            </w:pPr>
-            <w:r>
-              <w:t>7</w:t>
-            </w:r>
-          </w:p>
-        </w:tc>
-        <w:tc>
-          <w:tcPr>
-            <w:tcW w:w="1350" w:type="dxa"/>
-          </w:tcPr>
-          <w:p>
-            <w:pPr>
-              <w:jc w:val="center"/>
-            </w:pPr>
-            <w:r>
-              <w:t>dProb1</w:t>
-            </w:r>
-          </w:p>
-        </w:tc>
-        <w:tc>
-          <w:tcPr>
-            <w:tcW w:w="1340" w:type="dxa"/>
-          </w:tcPr>
-          <w:p>
-            <w:pPr>
-              <w:jc w:val="center"/>
-            </w:pPr>
-            <w:r>
-              <w:t>C57bl6</w:t>
-            </w:r>
-          </w:p>
-        </w:tc>
-        <w:tc>
-          <w:tcPr>
-            <w:tcW w:w="751" w:type="dxa"/>
+            <w:tcW w:w="528" w:type="dxa"/>
+          </w:tcPr>
+          <w:p>
+            <w:pPr>
+              <w:jc w:val="center"/>
+            </w:pPr>
+            <w:r>
+              <w:t>26</w:t>
+            </w:r>
+          </w:p>
+        </w:tc>
+        <w:tc>
+          <w:tcPr>
+            <w:tcW w:w="1304" w:type="dxa"/>
+          </w:tcPr>
+          <w:p>
+            <w:pPr>
+              <w:jc w:val="center"/>
+            </w:pPr>
+            <w:r>
+              <w:t>6PO4</w:t>
+            </w:r>
+          </w:p>
+        </w:tc>
+        <w:tc>
+          <w:tcPr>
+            <w:tcW w:w="1517" w:type="dxa"/>
+          </w:tcPr>
+          <w:p>
+            <w:pPr>
+              <w:jc w:val="center"/>
+            </w:pPr>
+            <w:r>
+              <w:t>Slc6a</w:t>
+            </w:r>
+            <w:proofErr w:type="gramStart"/>
+            <w:r>
+              <w:t>3::</w:t>
+            </w:r>
+            <w:proofErr w:type="gramEnd"/>
+            <w:r>
+              <w:t>Ai32</w:t>
+            </w:r>
+          </w:p>
+        </w:tc>
+        <w:tc>
+          <w:tcPr>
+            <w:tcW w:w="735" w:type="dxa"/>
           </w:tcPr>
           <w:p>
             <w:pPr>
@@ -2936,14 +2961,14 @@
         </w:tc>
         <w:tc>
           <w:tcPr>
-            <w:tcW w:w="1617" w:type="dxa"/>
-          </w:tcPr>
-          <w:p>
-            <w:pPr>
-              <w:jc w:val="center"/>
-            </w:pPr>
-            <w:r>
-              <w:t>7</w:t>
+            <w:tcW w:w="1568" w:type="dxa"/>
+          </w:tcPr>
+          <w:p>
+            <w:pPr>
+              <w:jc w:val="center"/>
+            </w:pPr>
+            <w:r>
+              <w:t>6</w:t>
             </w:r>
           </w:p>
         </w:tc>
@@ -2955,21 +2980,26 @@
             <w:pPr>
               <w:jc w:val="center"/>
             </w:pPr>
-            <w:r>
-              <w:t>Photometry</w:t>
-            </w:r>
-          </w:p>
-        </w:tc>
-        <w:tc>
-          <w:tcPr>
-            <w:tcW w:w="1299" w:type="dxa"/>
-          </w:tcPr>
-          <w:p>
-            <w:pPr>
-              <w:jc w:val="center"/>
-            </w:pPr>
             <w:proofErr w:type="spellStart"/>
             <w:r>
+              <w:t>Opto</w:t>
+            </w:r>
+            <w:proofErr w:type="spellEnd"/>
+          </w:p>
+        </w:tc>
+        <w:tc>
+          <w:tcPr>
+            <w:tcW w:w="1278" w:type="dxa"/>
+          </w:tcPr>
+          <w:p>
+            <w:pPr>
+              <w:jc w:val="center"/>
+            </w:pPr>
+            <w:r>
+              <w:t>VTA/</w:t>
+            </w:r>
+            <w:proofErr w:type="spellStart"/>
+            <w:r>
               <w:t>NAc</w:t>
             </w:r>
             <w:proofErr w:type="spellEnd"/>
@@ -2977,14 +3007,14 @@
         </w:tc>
         <w:tc>
           <w:tcPr>
-            <w:tcW w:w="1032" w:type="dxa"/>
-          </w:tcPr>
-          <w:p>
-            <w:pPr>
-              <w:jc w:val="center"/>
-            </w:pPr>
-            <w:r>
-              <w:t>Prob</w:t>
+            <w:tcW w:w="994" w:type="dxa"/>
+          </w:tcPr>
+          <w:p>
+            <w:pPr>
+              <w:jc w:val="center"/>
+            </w:pPr>
+            <w:r>
+              <w:t>Int</w:t>
             </w:r>
           </w:p>
         </w:tc>
@@ -2992,66 +3022,74 @@
       <w:tr>
         <w:tc>
           <w:tcPr>
-            <w:tcW w:w="535" w:type="dxa"/>
-          </w:tcPr>
-          <w:p>
-            <w:pPr>
-              <w:jc w:val="center"/>
-            </w:pPr>
-            <w:r>
-              <w:t>8</w:t>
-            </w:r>
-          </w:p>
-        </w:tc>
-        <w:tc>
-          <w:tcPr>
-            <w:tcW w:w="1350" w:type="dxa"/>
-          </w:tcPr>
-          <w:p>
-            <w:pPr>
-              <w:jc w:val="center"/>
-            </w:pPr>
-            <w:r>
-              <w:t>dProb3</w:t>
-            </w:r>
-          </w:p>
-        </w:tc>
-        <w:tc>
-          <w:tcPr>
-            <w:tcW w:w="1340" w:type="dxa"/>
-          </w:tcPr>
-          <w:p>
-            <w:pPr>
-              <w:jc w:val="center"/>
-            </w:pPr>
-            <w:r>
-              <w:t>C57bl6</w:t>
-            </w:r>
-          </w:p>
-        </w:tc>
-        <w:tc>
-          <w:tcPr>
-            <w:tcW w:w="751" w:type="dxa"/>
-          </w:tcPr>
-          <w:p>
-            <w:pPr>
-              <w:jc w:val="center"/>
-            </w:pPr>
-            <w:r>
-              <w:t>F</w:t>
-            </w:r>
-          </w:p>
-        </w:tc>
-        <w:tc>
-          <w:tcPr>
-            <w:tcW w:w="1617" w:type="dxa"/>
-          </w:tcPr>
-          <w:p>
-            <w:pPr>
-              <w:jc w:val="center"/>
-            </w:pPr>
-            <w:r>
-              <w:t>7</w:t>
+            <w:tcW w:w="528" w:type="dxa"/>
+          </w:tcPr>
+          <w:p>
+            <w:pPr>
+              <w:jc w:val="center"/>
+            </w:pPr>
+            <w:r>
+              <w:t>27</w:t>
+            </w:r>
+          </w:p>
+        </w:tc>
+        <w:tc>
+          <w:tcPr>
+            <w:tcW w:w="1304" w:type="dxa"/>
+          </w:tcPr>
+          <w:p>
+            <w:pPr>
+              <w:jc w:val="center"/>
+            </w:pPr>
+            <w:r>
+              <w:t>6PO5</w:t>
+            </w:r>
+          </w:p>
+        </w:tc>
+        <w:tc>
+          <w:tcPr>
+            <w:tcW w:w="1517" w:type="dxa"/>
+          </w:tcPr>
+          <w:p>
+            <w:pPr>
+              <w:jc w:val="center"/>
+            </w:pPr>
+            <w:r>
+              <w:t>Slc6a</w:t>
+            </w:r>
+            <w:proofErr w:type="gramStart"/>
+            <w:r>
+              <w:t>3::</w:t>
+            </w:r>
+            <w:proofErr w:type="gramEnd"/>
+            <w:r>
+              <w:t>Ai32</w:t>
+            </w:r>
+          </w:p>
+        </w:tc>
+        <w:tc>
+          <w:tcPr>
+            <w:tcW w:w="735" w:type="dxa"/>
+          </w:tcPr>
+          <w:p>
+            <w:pPr>
+              <w:jc w:val="center"/>
+            </w:pPr>
+            <w:r>
+              <w:t>M</w:t>
+            </w:r>
+          </w:p>
+        </w:tc>
+        <w:tc>
+          <w:tcPr>
+            <w:tcW w:w="1568" w:type="dxa"/>
+          </w:tcPr>
+          <w:p>
+            <w:pPr>
+              <w:jc w:val="center"/>
+            </w:pPr>
+            <w:r>
+              <w:t>6</w:t>
             </w:r>
           </w:p>
         </w:tc>
@@ -3063,21 +3101,26 @@
             <w:pPr>
               <w:jc w:val="center"/>
             </w:pPr>
-            <w:r>
-              <w:t>Photometry</w:t>
-            </w:r>
-          </w:p>
-        </w:tc>
-        <w:tc>
-          <w:tcPr>
-            <w:tcW w:w="1299" w:type="dxa"/>
-          </w:tcPr>
-          <w:p>
-            <w:pPr>
-              <w:jc w:val="center"/>
-            </w:pPr>
             <w:proofErr w:type="spellStart"/>
             <w:r>
+              <w:t>Opto</w:t>
+            </w:r>
+            <w:proofErr w:type="spellEnd"/>
+          </w:p>
+        </w:tc>
+        <w:tc>
+          <w:tcPr>
+            <w:tcW w:w="1278" w:type="dxa"/>
+          </w:tcPr>
+          <w:p>
+            <w:pPr>
+              <w:jc w:val="center"/>
+            </w:pPr>
+            <w:r>
+              <w:t>VTA/</w:t>
+            </w:r>
+            <w:proofErr w:type="spellStart"/>
+            <w:r>
               <w:t>NAc</w:t>
             </w:r>
             <w:proofErr w:type="spellEnd"/>
@@ -3085,14 +3128,14 @@
         </w:tc>
         <w:tc>
           <w:tcPr>
-            <w:tcW w:w="1032" w:type="dxa"/>
-          </w:tcPr>
-          <w:p>
-            <w:pPr>
-              <w:jc w:val="center"/>
-            </w:pPr>
-            <w:r>
-              <w:t>Prob</w:t>
+            <w:tcW w:w="994" w:type="dxa"/>
+          </w:tcPr>
+          <w:p>
+            <w:pPr>
+              <w:jc w:val="center"/>
+            </w:pPr>
+            <w:r>
+              <w:t>Int</w:t>
             </w:r>
           </w:p>
         </w:tc>
@@ -3100,33 +3143,33 @@
       <w:tr>
         <w:tc>
           <w:tcPr>
-            <w:tcW w:w="535" w:type="dxa"/>
-          </w:tcPr>
-          <w:p>
-            <w:pPr>
-              <w:jc w:val="center"/>
-            </w:pPr>
-            <w:r>
-              <w:t>1</w:t>
-            </w:r>
-          </w:p>
-        </w:tc>
-        <w:tc>
-          <w:tcPr>
-            <w:tcW w:w="1350" w:type="dxa"/>
-          </w:tcPr>
-          <w:p>
-            <w:pPr>
-              <w:jc w:val="center"/>
-            </w:pPr>
-            <w:r>
-              <w:t>6PO3</w:t>
-            </w:r>
-          </w:p>
-        </w:tc>
-        <w:tc>
-          <w:tcPr>
-            <w:tcW w:w="1340" w:type="dxa"/>
+            <w:tcW w:w="528" w:type="dxa"/>
+          </w:tcPr>
+          <w:p>
+            <w:pPr>
+              <w:jc w:val="center"/>
+            </w:pPr>
+            <w:r>
+              <w:t>28</w:t>
+            </w:r>
+          </w:p>
+        </w:tc>
+        <w:tc>
+          <w:tcPr>
+            <w:tcW w:w="1304" w:type="dxa"/>
+          </w:tcPr>
+          <w:p>
+            <w:pPr>
+              <w:jc w:val="center"/>
+            </w:pPr>
+            <w:r>
+              <w:t>6PO7</w:t>
+            </w:r>
+          </w:p>
+        </w:tc>
+        <w:tc>
+          <w:tcPr>
+            <w:tcW w:w="1517" w:type="dxa"/>
           </w:tcPr>
           <w:p>
             <w:pPr>
@@ -3147,20 +3190,20 @@
         </w:tc>
         <w:tc>
           <w:tcPr>
-            <w:tcW w:w="751" w:type="dxa"/>
-          </w:tcPr>
-          <w:p>
-            <w:pPr>
-              <w:jc w:val="center"/>
-            </w:pPr>
-            <w:r>
-              <w:t>M</w:t>
-            </w:r>
-          </w:p>
-        </w:tc>
-        <w:tc>
-          <w:tcPr>
-            <w:tcW w:w="1617" w:type="dxa"/>
+            <w:tcW w:w="735" w:type="dxa"/>
+          </w:tcPr>
+          <w:p>
+            <w:pPr>
+              <w:jc w:val="center"/>
+            </w:pPr>
+            <w:r>
+              <w:t>F</w:t>
+            </w:r>
+          </w:p>
+        </w:tc>
+        <w:tc>
+          <w:tcPr>
+            <w:tcW w:w="1568" w:type="dxa"/>
           </w:tcPr>
           <w:p>
             <w:pPr>
@@ -3188,7 +3231,7 @@
         </w:tc>
         <w:tc>
           <w:tcPr>
-            <w:tcW w:w="1299" w:type="dxa"/>
+            <w:tcW w:w="1278" w:type="dxa"/>
           </w:tcPr>
           <w:p>
             <w:pPr>
@@ -3206,7 +3249,7 @@
         </w:tc>
         <w:tc>
           <w:tcPr>
-            <w:tcW w:w="1032" w:type="dxa"/>
+            <w:tcW w:w="994" w:type="dxa"/>
           </w:tcPr>
           <w:p>
             <w:pPr>
@@ -3221,33 +3264,33 @@
       <w:tr>
         <w:tc>
           <w:tcPr>
-            <w:tcW w:w="535" w:type="dxa"/>
-          </w:tcPr>
-          <w:p>
-            <w:pPr>
-              <w:jc w:val="center"/>
-            </w:pPr>
-            <w:r>
-              <w:t>2</w:t>
-            </w:r>
-          </w:p>
-        </w:tc>
-        <w:tc>
-          <w:tcPr>
-            <w:tcW w:w="1350" w:type="dxa"/>
-          </w:tcPr>
-          <w:p>
-            <w:pPr>
-              <w:jc w:val="center"/>
-            </w:pPr>
-            <w:r>
-              <w:t>6PO4</w:t>
-            </w:r>
-          </w:p>
-        </w:tc>
-        <w:tc>
-          <w:tcPr>
-            <w:tcW w:w="1340" w:type="dxa"/>
+            <w:tcW w:w="528" w:type="dxa"/>
+          </w:tcPr>
+          <w:p>
+            <w:pPr>
+              <w:jc w:val="center"/>
+            </w:pPr>
+            <w:r>
+              <w:t>29</w:t>
+            </w:r>
+          </w:p>
+        </w:tc>
+        <w:tc>
+          <w:tcPr>
+            <w:tcW w:w="1304" w:type="dxa"/>
+          </w:tcPr>
+          <w:p>
+            <w:pPr>
+              <w:jc w:val="center"/>
+            </w:pPr>
+            <w:r>
+              <w:t>6PO8</w:t>
+            </w:r>
+          </w:p>
+        </w:tc>
+        <w:tc>
+          <w:tcPr>
+            <w:tcW w:w="1517" w:type="dxa"/>
           </w:tcPr>
           <w:p>
             <w:pPr>
@@ -3268,20 +3311,20 @@
         </w:tc>
         <w:tc>
           <w:tcPr>
-            <w:tcW w:w="751" w:type="dxa"/>
-          </w:tcPr>
-          <w:p>
-            <w:pPr>
-              <w:jc w:val="center"/>
-            </w:pPr>
-            <w:r>
-              <w:t>M</w:t>
-            </w:r>
-          </w:p>
-        </w:tc>
-        <w:tc>
-          <w:tcPr>
-            <w:tcW w:w="1617" w:type="dxa"/>
+            <w:tcW w:w="735" w:type="dxa"/>
+          </w:tcPr>
+          <w:p>
+            <w:pPr>
+              <w:jc w:val="center"/>
+            </w:pPr>
+            <w:r>
+              <w:t>F</w:t>
+            </w:r>
+          </w:p>
+        </w:tc>
+        <w:tc>
+          <w:tcPr>
+            <w:tcW w:w="1568" w:type="dxa"/>
           </w:tcPr>
           <w:p>
             <w:pPr>
@@ -3309,7 +3352,7 @@
         </w:tc>
         <w:tc>
           <w:tcPr>
-            <w:tcW w:w="1299" w:type="dxa"/>
+            <w:tcW w:w="1278" w:type="dxa"/>
           </w:tcPr>
           <w:p>
             <w:pPr>
@@ -3327,7 +3370,7 @@
         </w:tc>
         <w:tc>
           <w:tcPr>
-            <w:tcW w:w="1032" w:type="dxa"/>
+            <w:tcW w:w="994" w:type="dxa"/>
           </w:tcPr>
           <w:p>
             <w:pPr>
@@ -3342,33 +3385,33 @@
       <w:tr>
         <w:tc>
           <w:tcPr>
-            <w:tcW w:w="535" w:type="dxa"/>
-          </w:tcPr>
-          <w:p>
-            <w:pPr>
-              <w:jc w:val="center"/>
-            </w:pPr>
-            <w:r>
-              <w:t>3</w:t>
-            </w:r>
-          </w:p>
-        </w:tc>
-        <w:tc>
-          <w:tcPr>
-            <w:tcW w:w="1350" w:type="dxa"/>
-          </w:tcPr>
-          <w:p>
-            <w:pPr>
-              <w:jc w:val="center"/>
-            </w:pPr>
-            <w:r>
-              <w:t>6PO5</w:t>
-            </w:r>
-          </w:p>
-        </w:tc>
-        <w:tc>
-          <w:tcPr>
-            <w:tcW w:w="1340" w:type="dxa"/>
+            <w:tcW w:w="528" w:type="dxa"/>
+          </w:tcPr>
+          <w:p>
+            <w:pPr>
+              <w:jc w:val="center"/>
+            </w:pPr>
+            <w:r>
+              <w:t>30</w:t>
+            </w:r>
+          </w:p>
+        </w:tc>
+        <w:tc>
+          <w:tcPr>
+            <w:tcW w:w="1304" w:type="dxa"/>
+          </w:tcPr>
+          <w:p>
+            <w:pPr>
+              <w:jc w:val="center"/>
+            </w:pPr>
+            <w:r>
+              <w:t>6PO9</w:t>
+            </w:r>
+          </w:p>
+        </w:tc>
+        <w:tc>
+          <w:tcPr>
+            <w:tcW w:w="1517" w:type="dxa"/>
           </w:tcPr>
           <w:p>
             <w:pPr>
@@ -3389,20 +3432,20 @@
         </w:tc>
         <w:tc>
           <w:tcPr>
-            <w:tcW w:w="751" w:type="dxa"/>
-          </w:tcPr>
-          <w:p>
-            <w:pPr>
-              <w:jc w:val="center"/>
-            </w:pPr>
-            <w:r>
-              <w:t>M</w:t>
-            </w:r>
-          </w:p>
-        </w:tc>
-        <w:tc>
-          <w:tcPr>
-            <w:tcW w:w="1617" w:type="dxa"/>
+            <w:tcW w:w="735" w:type="dxa"/>
+          </w:tcPr>
+          <w:p>
+            <w:pPr>
+              <w:jc w:val="center"/>
+            </w:pPr>
+            <w:r>
+              <w:t>F</w:t>
+            </w:r>
+          </w:p>
+        </w:tc>
+        <w:tc>
+          <w:tcPr>
+            <w:tcW w:w="1568" w:type="dxa"/>
           </w:tcPr>
           <w:p>
             <w:pPr>
@@ -3430,7 +3473,7 @@
         </w:tc>
         <w:tc>
           <w:tcPr>
-            <w:tcW w:w="1299" w:type="dxa"/>
+            <w:tcW w:w="1278" w:type="dxa"/>
           </w:tcPr>
           <w:p>
             <w:pPr>
@@ -3448,7 +3491,7 @@
         </w:tc>
         <w:tc>
           <w:tcPr>
-            <w:tcW w:w="1032" w:type="dxa"/>
+            <w:tcW w:w="994" w:type="dxa"/>
           </w:tcPr>
           <w:p>
             <w:pPr>
@@ -3463,33 +3506,33 @@
       <w:tr>
         <w:tc>
           <w:tcPr>
-            <w:tcW w:w="535" w:type="dxa"/>
-          </w:tcPr>
-          <w:p>
-            <w:pPr>
-              <w:jc w:val="center"/>
-            </w:pPr>
-            <w:r>
-              <w:t>4</w:t>
-            </w:r>
-          </w:p>
-        </w:tc>
-        <w:tc>
-          <w:tcPr>
-            <w:tcW w:w="1350" w:type="dxa"/>
-          </w:tcPr>
-          <w:p>
-            <w:pPr>
-              <w:jc w:val="center"/>
-            </w:pPr>
-            <w:r>
-              <w:t>6PO7</w:t>
-            </w:r>
-          </w:p>
-        </w:tc>
-        <w:tc>
-          <w:tcPr>
-            <w:tcW w:w="1340" w:type="dxa"/>
+            <w:tcW w:w="528" w:type="dxa"/>
+          </w:tcPr>
+          <w:p>
+            <w:pPr>
+              <w:jc w:val="center"/>
+            </w:pPr>
+            <w:r>
+              <w:t>31</w:t>
+            </w:r>
+          </w:p>
+        </w:tc>
+        <w:tc>
+          <w:tcPr>
+            <w:tcW w:w="1304" w:type="dxa"/>
+          </w:tcPr>
+          <w:p>
+            <w:pPr>
+              <w:jc w:val="center"/>
+            </w:pPr>
+            <w:r>
+              <w:t>6PO10</w:t>
+            </w:r>
+          </w:p>
+        </w:tc>
+        <w:tc>
+          <w:tcPr>
+            <w:tcW w:w="1517" w:type="dxa"/>
           </w:tcPr>
           <w:p>
             <w:pPr>
@@ -3510,20 +3553,20 @@
         </w:tc>
         <w:tc>
           <w:tcPr>
-            <w:tcW w:w="751" w:type="dxa"/>
-          </w:tcPr>
-          <w:p>
-            <w:pPr>
-              <w:jc w:val="center"/>
-            </w:pPr>
-            <w:r>
-              <w:t>F</w:t>
-            </w:r>
-          </w:p>
-        </w:tc>
-        <w:tc>
-          <w:tcPr>
-            <w:tcW w:w="1617" w:type="dxa"/>
+            <w:tcW w:w="735" w:type="dxa"/>
+          </w:tcPr>
+          <w:p>
+            <w:pPr>
+              <w:jc w:val="center"/>
+            </w:pPr>
+            <w:r>
+              <w:t>M</w:t>
+            </w:r>
+          </w:p>
+        </w:tc>
+        <w:tc>
+          <w:tcPr>
+            <w:tcW w:w="1568" w:type="dxa"/>
           </w:tcPr>
           <w:p>
             <w:pPr>
@@ -3551,7 +3594,7 @@
         </w:tc>
         <w:tc>
           <w:tcPr>
-            <w:tcW w:w="1299" w:type="dxa"/>
+            <w:tcW w:w="1278" w:type="dxa"/>
           </w:tcPr>
           <w:p>
             <w:pPr>
@@ -3569,370 +3612,7 @@
         </w:tc>
         <w:tc>
           <w:tcPr>
-            <w:tcW w:w="1032" w:type="dxa"/>
-          </w:tcPr>
-          <w:p>
-            <w:pPr>
-              <w:jc w:val="center"/>
-            </w:pPr>
-            <w:r>
-              <w:t>Int</w:t>
-            </w:r>
-          </w:p>
-        </w:tc>
-      </w:tr>
-      <w:tr>
-        <w:tc>
-          <w:tcPr>
-            <w:tcW w:w="535" w:type="dxa"/>
-          </w:tcPr>
-          <w:p>
-            <w:pPr>
-              <w:jc w:val="center"/>
-            </w:pPr>
-            <w:r>
-              <w:t>5</w:t>
-            </w:r>
-          </w:p>
-        </w:tc>
-        <w:tc>
-          <w:tcPr>
-            <w:tcW w:w="1350" w:type="dxa"/>
-          </w:tcPr>
-          <w:p>
-            <w:pPr>
-              <w:jc w:val="center"/>
-            </w:pPr>
-            <w:r>
-              <w:t>6PO8</w:t>
-            </w:r>
-          </w:p>
-        </w:tc>
-        <w:tc>
-          <w:tcPr>
-            <w:tcW w:w="1340" w:type="dxa"/>
-          </w:tcPr>
-          <w:p>
-            <w:pPr>
-              <w:jc w:val="center"/>
-            </w:pPr>
-            <w:r>
-              <w:t>Slc6a</w:t>
-            </w:r>
-            <w:proofErr w:type="gramStart"/>
-            <w:r>
-              <w:t>3::</w:t>
-            </w:r>
-            <w:proofErr w:type="gramEnd"/>
-            <w:r>
-              <w:t>Ai32</w:t>
-            </w:r>
-          </w:p>
-        </w:tc>
-        <w:tc>
-          <w:tcPr>
-            <w:tcW w:w="751" w:type="dxa"/>
-          </w:tcPr>
-          <w:p>
-            <w:pPr>
-              <w:jc w:val="center"/>
-            </w:pPr>
-            <w:r>
-              <w:t>F</w:t>
-            </w:r>
-          </w:p>
-        </w:tc>
-        <w:tc>
-          <w:tcPr>
-            <w:tcW w:w="1617" w:type="dxa"/>
-          </w:tcPr>
-          <w:p>
-            <w:pPr>
-              <w:jc w:val="center"/>
-            </w:pPr>
-            <w:r>
-              <w:t>6</w:t>
-            </w:r>
-          </w:p>
-        </w:tc>
-        <w:tc>
-          <w:tcPr>
-            <w:tcW w:w="1426" w:type="dxa"/>
-          </w:tcPr>
-          <w:p>
-            <w:pPr>
-              <w:jc w:val="center"/>
-            </w:pPr>
-            <w:proofErr w:type="spellStart"/>
-            <w:r>
-              <w:t>Opto</w:t>
-            </w:r>
-            <w:proofErr w:type="spellEnd"/>
-          </w:p>
-        </w:tc>
-        <w:tc>
-          <w:tcPr>
-            <w:tcW w:w="1299" w:type="dxa"/>
-          </w:tcPr>
-          <w:p>
-            <w:pPr>
-              <w:jc w:val="center"/>
-            </w:pPr>
-            <w:r>
-              <w:t>VTA/</w:t>
-            </w:r>
-            <w:proofErr w:type="spellStart"/>
-            <w:r>
-              <w:t>NAc</w:t>
-            </w:r>
-            <w:proofErr w:type="spellEnd"/>
-          </w:p>
-        </w:tc>
-        <w:tc>
-          <w:tcPr>
-            <w:tcW w:w="1032" w:type="dxa"/>
-          </w:tcPr>
-          <w:p>
-            <w:pPr>
-              <w:jc w:val="center"/>
-            </w:pPr>
-            <w:r>
-              <w:t>Int</w:t>
-            </w:r>
-          </w:p>
-        </w:tc>
-      </w:tr>
-      <w:tr>
-        <w:tc>
-          <w:tcPr>
-            <w:tcW w:w="535" w:type="dxa"/>
-          </w:tcPr>
-          <w:p>
-            <w:pPr>
-              <w:jc w:val="center"/>
-            </w:pPr>
-            <w:r>
-              <w:t>6</w:t>
-            </w:r>
-          </w:p>
-        </w:tc>
-        <w:tc>
-          <w:tcPr>
-            <w:tcW w:w="1350" w:type="dxa"/>
-          </w:tcPr>
-          <w:p>
-            <w:pPr>
-              <w:jc w:val="center"/>
-            </w:pPr>
-            <w:r>
-              <w:t>6PO9</w:t>
-            </w:r>
-          </w:p>
-        </w:tc>
-        <w:tc>
-          <w:tcPr>
-            <w:tcW w:w="1340" w:type="dxa"/>
-          </w:tcPr>
-          <w:p>
-            <w:pPr>
-              <w:jc w:val="center"/>
-            </w:pPr>
-            <w:r>
-              <w:t>Slc6a</w:t>
-            </w:r>
-            <w:proofErr w:type="gramStart"/>
-            <w:r>
-              <w:t>3::</w:t>
-            </w:r>
-            <w:proofErr w:type="gramEnd"/>
-            <w:r>
-              <w:t>Ai32</w:t>
-            </w:r>
-          </w:p>
-        </w:tc>
-        <w:tc>
-          <w:tcPr>
-            <w:tcW w:w="751" w:type="dxa"/>
-          </w:tcPr>
-          <w:p>
-            <w:pPr>
-              <w:jc w:val="center"/>
-            </w:pPr>
-            <w:r>
-              <w:t>F</w:t>
-            </w:r>
-          </w:p>
-        </w:tc>
-        <w:tc>
-          <w:tcPr>
-            <w:tcW w:w="1617" w:type="dxa"/>
-          </w:tcPr>
-          <w:p>
-            <w:pPr>
-              <w:jc w:val="center"/>
-            </w:pPr>
-            <w:r>
-              <w:t>6</w:t>
-            </w:r>
-          </w:p>
-        </w:tc>
-        <w:tc>
-          <w:tcPr>
-            <w:tcW w:w="1426" w:type="dxa"/>
-          </w:tcPr>
-          <w:p>
-            <w:pPr>
-              <w:jc w:val="center"/>
-            </w:pPr>
-            <w:proofErr w:type="spellStart"/>
-            <w:r>
-              <w:t>Opto</w:t>
-            </w:r>
-            <w:proofErr w:type="spellEnd"/>
-          </w:p>
-        </w:tc>
-        <w:tc>
-          <w:tcPr>
-            <w:tcW w:w="1299" w:type="dxa"/>
-          </w:tcPr>
-          <w:p>
-            <w:pPr>
-              <w:jc w:val="center"/>
-            </w:pPr>
-            <w:r>
-              <w:t>VTA/</w:t>
-            </w:r>
-            <w:proofErr w:type="spellStart"/>
-            <w:r>
-              <w:t>NAc</w:t>
-            </w:r>
-            <w:proofErr w:type="spellEnd"/>
-          </w:p>
-        </w:tc>
-        <w:tc>
-          <w:tcPr>
-            <w:tcW w:w="1032" w:type="dxa"/>
-          </w:tcPr>
-          <w:p>
-            <w:pPr>
-              <w:jc w:val="center"/>
-            </w:pPr>
-            <w:r>
-              <w:t>Int</w:t>
-            </w:r>
-          </w:p>
-        </w:tc>
-      </w:tr>
-      <w:tr>
-        <w:tc>
-          <w:tcPr>
-            <w:tcW w:w="535" w:type="dxa"/>
-          </w:tcPr>
-          <w:p>
-            <w:pPr>
-              <w:jc w:val="center"/>
-            </w:pPr>
-            <w:r>
-              <w:t>7</w:t>
-            </w:r>
-          </w:p>
-        </w:tc>
-        <w:tc>
-          <w:tcPr>
-            <w:tcW w:w="1350" w:type="dxa"/>
-          </w:tcPr>
-          <w:p>
-            <w:pPr>
-              <w:jc w:val="center"/>
-            </w:pPr>
-            <w:r>
-              <w:t>6PO10</w:t>
-            </w:r>
-          </w:p>
-        </w:tc>
-        <w:tc>
-          <w:tcPr>
-            <w:tcW w:w="1340" w:type="dxa"/>
-          </w:tcPr>
-          <w:p>
-            <w:pPr>
-              <w:jc w:val="center"/>
-            </w:pPr>
-            <w:r>
-              <w:t>Slc6a</w:t>
-            </w:r>
-            <w:proofErr w:type="gramStart"/>
-            <w:r>
-              <w:t>3::</w:t>
-            </w:r>
-            <w:proofErr w:type="gramEnd"/>
-            <w:r>
-              <w:t>Ai32</w:t>
-            </w:r>
-          </w:p>
-        </w:tc>
-        <w:tc>
-          <w:tcPr>
-            <w:tcW w:w="751" w:type="dxa"/>
-          </w:tcPr>
-          <w:p>
-            <w:pPr>
-              <w:jc w:val="center"/>
-            </w:pPr>
-            <w:r>
-              <w:t>M</w:t>
-            </w:r>
-          </w:p>
-        </w:tc>
-        <w:tc>
-          <w:tcPr>
-            <w:tcW w:w="1617" w:type="dxa"/>
-          </w:tcPr>
-          <w:p>
-            <w:pPr>
-              <w:jc w:val="center"/>
-            </w:pPr>
-            <w:r>
-              <w:t>6</w:t>
-            </w:r>
-          </w:p>
-        </w:tc>
-        <w:tc>
-          <w:tcPr>
-            <w:tcW w:w="1426" w:type="dxa"/>
-          </w:tcPr>
-          <w:p>
-            <w:pPr>
-              <w:jc w:val="center"/>
-            </w:pPr>
-            <w:proofErr w:type="spellStart"/>
-            <w:r>
-              <w:t>Opto</w:t>
-            </w:r>
-            <w:proofErr w:type="spellEnd"/>
-          </w:p>
-        </w:tc>
-        <w:tc>
-          <w:tcPr>
-            <w:tcW w:w="1299" w:type="dxa"/>
-          </w:tcPr>
-          <w:p>
-            <w:pPr>
-              <w:jc w:val="center"/>
-            </w:pPr>
-            <w:r>
-              <w:t>VTA/</w:t>
-            </w:r>
-            <w:proofErr w:type="spellStart"/>
-            <w:r>
-              <w:t>NAc</w:t>
-            </w:r>
-            <w:proofErr w:type="spellEnd"/>
-          </w:p>
-        </w:tc>
-        <w:tc>
-          <w:tcPr>
-            <w:tcW w:w="1032" w:type="dxa"/>
+            <w:tcW w:w="994" w:type="dxa"/>
           </w:tcPr>
           <w:p>
             <w:pPr>

--- a/data_summary.docx
+++ b/data_summary.docx
@@ -1722,7 +1722,7 @@
               <w:jc w:val="center"/>
             </w:pPr>
             <w:r>
-              <w:t>gProb1</w:t>
+              <w:t>6PG33</w:t>
             </w:r>
           </w:p>
         </w:tc>
@@ -1761,7 +1761,7 @@
               <w:jc w:val="center"/>
             </w:pPr>
             <w:r>
-              <w:t>8</w:t>
+              <w:t>3</w:t>
             </w:r>
           </w:p>
         </w:tc>
@@ -1786,11 +1786,9 @@
             <w:pPr>
               <w:jc w:val="center"/>
             </w:pPr>
-            <w:proofErr w:type="spellStart"/>
-            <w:r>
-              <w:t>NAc</w:t>
-            </w:r>
-            <w:proofErr w:type="spellEnd"/>
+            <w:r>
+              <w:t>DMS</w:t>
+            </w:r>
           </w:p>
         </w:tc>
         <w:tc>
@@ -1802,7 +1800,7 @@
               <w:jc w:val="center"/>
             </w:pPr>
             <w:r>
-              <w:t>Prob</w:t>
+              <w:t>Int</w:t>
             </w:r>
           </w:p>
         </w:tc>
@@ -1830,7 +1828,7 @@
               <w:jc w:val="center"/>
             </w:pPr>
             <w:r>
-              <w:t>gProb2</w:t>
+              <w:t>6PG34</w:t>
             </w:r>
           </w:p>
         </w:tc>
@@ -1869,7 +1867,7 @@
               <w:jc w:val="center"/>
             </w:pPr>
             <w:r>
-              <w:t>8</w:t>
+              <w:t>4</w:t>
             </w:r>
           </w:p>
         </w:tc>
@@ -1910,7 +1908,7 @@
               <w:jc w:val="center"/>
             </w:pPr>
             <w:r>
-              <w:t>Prob</w:t>
+              <w:t>Int</w:t>
             </w:r>
           </w:p>
         </w:tc>
@@ -1938,7 +1936,7 @@
               <w:jc w:val="center"/>
             </w:pPr>
             <w:r>
-              <w:t>ML11</w:t>
+              <w:t>6PG35</w:t>
             </w:r>
           </w:p>
         </w:tc>
@@ -1951,7 +1949,7 @@
               <w:jc w:val="center"/>
             </w:pPr>
             <w:r>
-              <w:t>C57bl6</w:t>
+              <w:t>Slc6a3</w:t>
             </w:r>
           </w:p>
         </w:tc>
@@ -1964,7 +1962,7 @@
               <w:jc w:val="center"/>
             </w:pPr>
             <w:r>
-              <w:t>F</w:t>
+              <w:t>M</w:t>
             </w:r>
           </w:p>
         </w:tc>
@@ -1977,7 +1975,7 @@
               <w:jc w:val="center"/>
             </w:pPr>
             <w:r>
-              <w:t>6</w:t>
+              <w:t>4</w:t>
             </w:r>
           </w:p>
         </w:tc>
@@ -2002,11 +2000,9 @@
             <w:pPr>
               <w:jc w:val="center"/>
             </w:pPr>
-            <w:proofErr w:type="spellStart"/>
-            <w:r>
-              <w:t>NAc</w:t>
-            </w:r>
-            <w:proofErr w:type="spellEnd"/>
+            <w:r>
+              <w:t>DMS</w:t>
+            </w:r>
           </w:p>
         </w:tc>
         <w:tc>
@@ -2033,7 +2029,7 @@
               <w:jc w:val="center"/>
             </w:pPr>
             <w:r>
-              <w:t>18</w:t>
+              <w:t>15</w:t>
             </w:r>
           </w:p>
         </w:tc>
@@ -2046,7 +2042,7 @@
               <w:jc w:val="center"/>
             </w:pPr>
             <w:r>
-              <w:t>ML12</w:t>
+              <w:t>gProb1</w:t>
             </w:r>
           </w:p>
         </w:tc>
@@ -2059,7 +2055,7 @@
               <w:jc w:val="center"/>
             </w:pPr>
             <w:r>
-              <w:t>C57bl6</w:t>
+              <w:t>Slc6a3</w:t>
             </w:r>
           </w:p>
         </w:tc>
@@ -2085,7 +2081,7 @@
               <w:jc w:val="center"/>
             </w:pPr>
             <w:r>
-              <w:t>6</w:t>
+              <w:t>8</w:t>
             </w:r>
           </w:p>
         </w:tc>
@@ -2126,7 +2122,7 @@
               <w:jc w:val="center"/>
             </w:pPr>
             <w:r>
-              <w:t>Int</w:t>
+              <w:t>Prob</w:t>
             </w:r>
           </w:p>
         </w:tc>
@@ -2141,7 +2137,7 @@
               <w:jc w:val="center"/>
             </w:pPr>
             <w:r>
-              <w:t>19</w:t>
+              <w:t>16</w:t>
             </w:r>
           </w:p>
         </w:tc>
@@ -2154,7 +2150,7 @@
               <w:jc w:val="center"/>
             </w:pPr>
             <w:r>
-              <w:t>ML13</w:t>
+              <w:t>gProb2</w:t>
             </w:r>
           </w:p>
         </w:tc>
@@ -2167,7 +2163,7 @@
               <w:jc w:val="center"/>
             </w:pPr>
             <w:r>
-              <w:t>C57bl6</w:t>
+              <w:t>Slc6a3</w:t>
             </w:r>
           </w:p>
         </w:tc>
@@ -2193,7 +2189,7 @@
               <w:jc w:val="center"/>
             </w:pPr>
             <w:r>
-              <w:t>5</w:t>
+              <w:t>8</w:t>
             </w:r>
           </w:p>
         </w:tc>
@@ -2234,7 +2230,7 @@
               <w:jc w:val="center"/>
             </w:pPr>
             <w:r>
-              <w:t>Int</w:t>
+              <w:t>Prob</w:t>
             </w:r>
           </w:p>
         </w:tc>
@@ -2249,7 +2245,7 @@
               <w:jc w:val="center"/>
             </w:pPr>
             <w:r>
-              <w:t>20</w:t>
+              <w:t>17</w:t>
             </w:r>
           </w:p>
         </w:tc>
@@ -2262,7 +2258,7 @@
               <w:jc w:val="center"/>
             </w:pPr>
             <w:r>
-              <w:t>ML14</w:t>
+              <w:t>ML11</w:t>
             </w:r>
           </w:p>
         </w:tc>
@@ -2288,7 +2284,7 @@
               <w:jc w:val="center"/>
             </w:pPr>
             <w:r>
-              <w:t>M</w:t>
+              <w:t>F</w:t>
             </w:r>
           </w:p>
         </w:tc>
@@ -2301,7 +2297,7 @@
               <w:jc w:val="center"/>
             </w:pPr>
             <w:r>
-              <w:t>5</w:t>
+              <w:t>6</w:t>
             </w:r>
           </w:p>
         </w:tc>
@@ -2326,9 +2322,11 @@
             <w:pPr>
               <w:jc w:val="center"/>
             </w:pPr>
-            <w:r>
-              <w:t>DMS</w:t>
-            </w:r>
+            <w:proofErr w:type="spellStart"/>
+            <w:r>
+              <w:t>NAc</w:t>
+            </w:r>
+            <w:proofErr w:type="spellEnd"/>
           </w:p>
         </w:tc>
         <w:tc>
@@ -2355,7 +2353,7 @@
               <w:jc w:val="center"/>
             </w:pPr>
             <w:r>
-              <w:t>21</w:t>
+              <w:t>18</w:t>
             </w:r>
           </w:p>
         </w:tc>
@@ -2368,7 +2366,7 @@
               <w:jc w:val="center"/>
             </w:pPr>
             <w:r>
-              <w:t>ML15</w:t>
+              <w:t>ML12</w:t>
             </w:r>
           </w:p>
         </w:tc>
@@ -2407,7 +2405,7 @@
               <w:jc w:val="center"/>
             </w:pPr>
             <w:r>
-              <w:t>4</w:t>
+              <w:t>6</w:t>
             </w:r>
           </w:p>
         </w:tc>
@@ -2463,7 +2461,7 @@
               <w:jc w:val="center"/>
             </w:pPr>
             <w:r>
-              <w:t>22</w:t>
+              <w:t>19</w:t>
             </w:r>
           </w:p>
         </w:tc>
@@ -2476,7 +2474,7 @@
               <w:jc w:val="center"/>
             </w:pPr>
             <w:r>
-              <w:t>ML17</w:t>
+              <w:t>ML13</w:t>
             </w:r>
           </w:p>
         </w:tc>
@@ -2515,7 +2513,7 @@
               <w:jc w:val="center"/>
             </w:pPr>
             <w:r>
-              <w:t>3</w:t>
+              <w:t>5</w:t>
             </w:r>
           </w:p>
         </w:tc>
@@ -2571,7 +2569,7 @@
               <w:jc w:val="center"/>
             </w:pPr>
             <w:r>
-              <w:t>23</w:t>
+              <w:t>20</w:t>
             </w:r>
           </w:p>
         </w:tc>
@@ -2584,7 +2582,7 @@
               <w:jc w:val="center"/>
             </w:pPr>
             <w:r>
-              <w:t>dProb1</w:t>
+              <w:t>ML14</w:t>
             </w:r>
           </w:p>
         </w:tc>
@@ -2623,7 +2621,7 @@
               <w:jc w:val="center"/>
             </w:pPr>
             <w:r>
-              <w:t>7</w:t>
+              <w:t>5</w:t>
             </w:r>
           </w:p>
         </w:tc>
@@ -2648,11 +2646,9 @@
             <w:pPr>
               <w:jc w:val="center"/>
             </w:pPr>
-            <w:proofErr w:type="spellStart"/>
-            <w:r>
-              <w:t>NAc</w:t>
-            </w:r>
-            <w:proofErr w:type="spellEnd"/>
+            <w:r>
+              <w:t>DMS</w:t>
+            </w:r>
           </w:p>
         </w:tc>
         <w:tc>
@@ -2664,7 +2660,7 @@
               <w:jc w:val="center"/>
             </w:pPr>
             <w:r>
-              <w:t>Prob</w:t>
+              <w:t>Int</w:t>
             </w:r>
           </w:p>
         </w:tc>
@@ -2679,7 +2675,7 @@
               <w:jc w:val="center"/>
             </w:pPr>
             <w:r>
-              <w:t>24</w:t>
+              <w:t>21</w:t>
             </w:r>
           </w:p>
         </w:tc>
@@ -2692,7 +2688,7 @@
               <w:jc w:val="center"/>
             </w:pPr>
             <w:r>
-              <w:t>dProb3</w:t>
+              <w:t>ML15</w:t>
             </w:r>
           </w:p>
         </w:tc>
@@ -2718,7 +2714,7 @@
               <w:jc w:val="center"/>
             </w:pPr>
             <w:r>
-              <w:t>F</w:t>
+              <w:t>M</w:t>
             </w:r>
           </w:p>
         </w:tc>
@@ -2731,7 +2727,7 @@
               <w:jc w:val="center"/>
             </w:pPr>
             <w:r>
-              <w:t>7</w:t>
+              <w:t>4</w:t>
             </w:r>
           </w:p>
         </w:tc>
@@ -2772,7 +2768,7 @@
               <w:jc w:val="center"/>
             </w:pPr>
             <w:r>
-              <w:t>Prob</w:t>
+              <w:t>Int</w:t>
             </w:r>
           </w:p>
         </w:tc>
@@ -2787,7 +2783,7 @@
               <w:jc w:val="center"/>
             </w:pPr>
             <w:r>
-              <w:t>25</w:t>
+              <w:t>22</w:t>
             </w:r>
           </w:p>
         </w:tc>
@@ -2800,7 +2796,7 @@
               <w:jc w:val="center"/>
             </w:pPr>
             <w:r>
-              <w:t>6PO3</w:t>
+              <w:t>ML17</w:t>
             </w:r>
           </w:p>
         </w:tc>
@@ -2813,15 +2809,7 @@
               <w:jc w:val="center"/>
             </w:pPr>
             <w:r>
-              <w:t>Slc6a</w:t>
-            </w:r>
-            <w:proofErr w:type="gramStart"/>
-            <w:r>
-              <w:t>3::</w:t>
-            </w:r>
-            <w:proofErr w:type="gramEnd"/>
-            <w:r>
-              <w:t>Ai32</w:t>
+              <w:t>C57bl6</w:t>
             </w:r>
           </w:p>
         </w:tc>
@@ -2847,7 +2835,7 @@
               <w:jc w:val="center"/>
             </w:pPr>
             <w:r>
-              <w:t>6</w:t>
+              <w:t>3</w:t>
             </w:r>
           </w:p>
         </w:tc>
@@ -2859,11 +2847,9 @@
             <w:pPr>
               <w:jc w:val="center"/>
             </w:pPr>
-            <w:proofErr w:type="spellStart"/>
-            <w:r>
-              <w:t>Opto</w:t>
-            </w:r>
-            <w:proofErr w:type="spellEnd"/>
+            <w:r>
+              <w:t>Photometry</w:t>
+            </w:r>
           </w:p>
         </w:tc>
         <w:tc>
@@ -2874,9 +2860,6 @@
             <w:pPr>
               <w:jc w:val="center"/>
             </w:pPr>
-            <w:r>
-              <w:t>VTA/</w:t>
-            </w:r>
             <w:proofErr w:type="spellStart"/>
             <w:r>
               <w:t>NAc</w:t>
@@ -2908,7 +2891,7 @@
               <w:jc w:val="center"/>
             </w:pPr>
             <w:r>
-              <w:t>26</w:t>
+              <w:t>23</w:t>
             </w:r>
           </w:p>
         </w:tc>
@@ -2921,7 +2904,7 @@
               <w:jc w:val="center"/>
             </w:pPr>
             <w:r>
-              <w:t>6PO4</w:t>
+              <w:t>dProb1</w:t>
             </w:r>
           </w:p>
         </w:tc>
@@ -2934,15 +2917,7 @@
               <w:jc w:val="center"/>
             </w:pPr>
             <w:r>
-              <w:t>Slc6a</w:t>
-            </w:r>
-            <w:proofErr w:type="gramStart"/>
-            <w:r>
-              <w:t>3::</w:t>
-            </w:r>
-            <w:proofErr w:type="gramEnd"/>
-            <w:r>
-              <w:t>Ai32</w:t>
+              <w:t>C57bl6</w:t>
             </w:r>
           </w:p>
         </w:tc>
@@ -2968,7 +2943,7 @@
               <w:jc w:val="center"/>
             </w:pPr>
             <w:r>
-              <w:t>6</w:t>
+              <w:t>7</w:t>
             </w:r>
           </w:p>
         </w:tc>
@@ -2980,33 +2955,28 @@
             <w:pPr>
               <w:jc w:val="center"/>
             </w:pPr>
+            <w:r>
+              <w:t>Photometry</w:t>
+            </w:r>
+          </w:p>
+        </w:tc>
+        <w:tc>
+          <w:tcPr>
+            <w:tcW w:w="1278" w:type="dxa"/>
+          </w:tcPr>
+          <w:p>
+            <w:pPr>
+              <w:jc w:val="center"/>
+            </w:pPr>
             <w:proofErr w:type="spellStart"/>
             <w:r>
-              <w:t>Opto</w:t>
+              <w:t>NAc</w:t>
             </w:r>
             <w:proofErr w:type="spellEnd"/>
           </w:p>
         </w:tc>
         <w:tc>
           <w:tcPr>
-            <w:tcW w:w="1278" w:type="dxa"/>
-          </w:tcPr>
-          <w:p>
-            <w:pPr>
-              <w:jc w:val="center"/>
-            </w:pPr>
-            <w:r>
-              <w:t>VTA/</w:t>
-            </w:r>
-            <w:proofErr w:type="spellStart"/>
-            <w:r>
-              <w:t>NAc</w:t>
-            </w:r>
-            <w:proofErr w:type="spellEnd"/>
-          </w:p>
-        </w:tc>
-        <w:tc>
-          <w:tcPr>
             <w:tcW w:w="994" w:type="dxa"/>
           </w:tcPr>
           <w:p>
@@ -3014,7 +2984,7 @@
               <w:jc w:val="center"/>
             </w:pPr>
             <w:r>
-              <w:t>Int</w:t>
+              <w:t>Prob</w:t>
             </w:r>
           </w:p>
         </w:tc>
@@ -3029,7 +2999,7 @@
               <w:jc w:val="center"/>
             </w:pPr>
             <w:r>
-              <w:t>27</w:t>
+              <w:t>24</w:t>
             </w:r>
           </w:p>
         </w:tc>
@@ -3042,7 +3012,7 @@
               <w:jc w:val="center"/>
             </w:pPr>
             <w:r>
-              <w:t>6PO5</w:t>
+              <w:t>dProb3</w:t>
             </w:r>
           </w:p>
         </w:tc>
@@ -3055,15 +3025,7 @@
               <w:jc w:val="center"/>
             </w:pPr>
             <w:r>
-              <w:t>Slc6a</w:t>
-            </w:r>
-            <w:proofErr w:type="gramStart"/>
-            <w:r>
-              <w:t>3::</w:t>
-            </w:r>
-            <w:proofErr w:type="gramEnd"/>
-            <w:r>
-              <w:t>Ai32</w:t>
+              <w:t>C57bl6</w:t>
             </w:r>
           </w:p>
         </w:tc>
@@ -3076,7 +3038,7 @@
               <w:jc w:val="center"/>
             </w:pPr>
             <w:r>
-              <w:t>M</w:t>
+              <w:t>F</w:t>
             </w:r>
           </w:p>
         </w:tc>
@@ -3089,7 +3051,7 @@
               <w:jc w:val="center"/>
             </w:pPr>
             <w:r>
-              <w:t>6</w:t>
+              <w:t>7</w:t>
             </w:r>
           </w:p>
         </w:tc>
@@ -3101,33 +3063,28 @@
             <w:pPr>
               <w:jc w:val="center"/>
             </w:pPr>
+            <w:r>
+              <w:t>Photometry</w:t>
+            </w:r>
+          </w:p>
+        </w:tc>
+        <w:tc>
+          <w:tcPr>
+            <w:tcW w:w="1278" w:type="dxa"/>
+          </w:tcPr>
+          <w:p>
+            <w:pPr>
+              <w:jc w:val="center"/>
+            </w:pPr>
             <w:proofErr w:type="spellStart"/>
             <w:r>
-              <w:t>Opto</w:t>
+              <w:t>NAc</w:t>
             </w:r>
             <w:proofErr w:type="spellEnd"/>
           </w:p>
         </w:tc>
         <w:tc>
           <w:tcPr>
-            <w:tcW w:w="1278" w:type="dxa"/>
-          </w:tcPr>
-          <w:p>
-            <w:pPr>
-              <w:jc w:val="center"/>
-            </w:pPr>
-            <w:r>
-              <w:t>VTA/</w:t>
-            </w:r>
-            <w:proofErr w:type="spellStart"/>
-            <w:r>
-              <w:t>NAc</w:t>
-            </w:r>
-            <w:proofErr w:type="spellEnd"/>
-          </w:p>
-        </w:tc>
-        <w:tc>
-          <w:tcPr>
             <w:tcW w:w="994" w:type="dxa"/>
           </w:tcPr>
           <w:p>
@@ -3135,7 +3092,7 @@
               <w:jc w:val="center"/>
             </w:pPr>
             <w:r>
-              <w:t>Int</w:t>
+              <w:t>Prob</w:t>
             </w:r>
           </w:p>
         </w:tc>
@@ -3150,7 +3107,7 @@
               <w:jc w:val="center"/>
             </w:pPr>
             <w:r>
-              <w:t>28</w:t>
+              <w:t>25</w:t>
             </w:r>
           </w:p>
         </w:tc>
@@ -3163,7 +3120,7 @@
               <w:jc w:val="center"/>
             </w:pPr>
             <w:r>
-              <w:t>6PO7</w:t>
+              <w:t>6PO3</w:t>
             </w:r>
           </w:p>
         </w:tc>
@@ -3176,15 +3133,7 @@
               <w:jc w:val="center"/>
             </w:pPr>
             <w:r>
-              <w:t>Slc6a</w:t>
-            </w:r>
-            <w:proofErr w:type="gramStart"/>
-            <w:r>
-              <w:t>3::</w:t>
-            </w:r>
-            <w:proofErr w:type="gramEnd"/>
-            <w:r>
-              <w:t>Ai32</w:t>
+              <w:t>Slc6a3::Ai32</w:t>
             </w:r>
           </w:p>
         </w:tc>
@@ -3197,7 +3146,7 @@
               <w:jc w:val="center"/>
             </w:pPr>
             <w:r>
-              <w:t>F</w:t>
+              <w:t>M</w:t>
             </w:r>
           </w:p>
         </w:tc>
@@ -3271,7 +3220,7 @@
               <w:jc w:val="center"/>
             </w:pPr>
             <w:r>
-              <w:t>29</w:t>
+              <w:t>26</w:t>
             </w:r>
           </w:p>
         </w:tc>
@@ -3284,7 +3233,7 @@
               <w:jc w:val="center"/>
             </w:pPr>
             <w:r>
-              <w:t>6PO8</w:t>
+              <w:t>6PO4</w:t>
             </w:r>
           </w:p>
         </w:tc>
@@ -3297,15 +3246,7 @@
               <w:jc w:val="center"/>
             </w:pPr>
             <w:r>
-              <w:t>Slc6a</w:t>
-            </w:r>
-            <w:proofErr w:type="gramStart"/>
-            <w:r>
-              <w:t>3::</w:t>
-            </w:r>
-            <w:proofErr w:type="gramEnd"/>
-            <w:r>
-              <w:t>Ai32</w:t>
+              <w:t>Slc6a3::Ai32</w:t>
             </w:r>
           </w:p>
         </w:tc>
@@ -3318,7 +3259,7 @@
               <w:jc w:val="center"/>
             </w:pPr>
             <w:r>
-              <w:t>F</w:t>
+              <w:t>M</w:t>
             </w:r>
           </w:p>
         </w:tc>
@@ -3392,7 +3333,7 @@
               <w:jc w:val="center"/>
             </w:pPr>
             <w:r>
-              <w:t>30</w:t>
+              <w:t>27</w:t>
             </w:r>
           </w:p>
         </w:tc>
@@ -3405,7 +3346,7 @@
               <w:jc w:val="center"/>
             </w:pPr>
             <w:r>
-              <w:t>6PO9</w:t>
+              <w:t>6PO5</w:t>
             </w:r>
           </w:p>
         </w:tc>
@@ -3418,15 +3359,7 @@
               <w:jc w:val="center"/>
             </w:pPr>
             <w:r>
-              <w:t>Slc6a</w:t>
-            </w:r>
-            <w:proofErr w:type="gramStart"/>
-            <w:r>
-              <w:t>3::</w:t>
-            </w:r>
-            <w:proofErr w:type="gramEnd"/>
-            <w:r>
-              <w:t>Ai32</w:t>
+              <w:t>Slc6a3::Ai32</w:t>
             </w:r>
           </w:p>
         </w:tc>
@@ -3439,7 +3372,7 @@
               <w:jc w:val="center"/>
             </w:pPr>
             <w:r>
-              <w:t>F</w:t>
+              <w:t>M</w:t>
             </w:r>
           </w:p>
         </w:tc>
@@ -3513,6 +3446,345 @@
               <w:jc w:val="center"/>
             </w:pPr>
             <w:r>
+              <w:t>28</w:t>
+            </w:r>
+          </w:p>
+        </w:tc>
+        <w:tc>
+          <w:tcPr>
+            <w:tcW w:w="1304" w:type="dxa"/>
+          </w:tcPr>
+          <w:p>
+            <w:pPr>
+              <w:jc w:val="center"/>
+            </w:pPr>
+            <w:r>
+              <w:t>6PO7</w:t>
+            </w:r>
+          </w:p>
+        </w:tc>
+        <w:tc>
+          <w:tcPr>
+            <w:tcW w:w="1517" w:type="dxa"/>
+          </w:tcPr>
+          <w:p>
+            <w:pPr>
+              <w:jc w:val="center"/>
+            </w:pPr>
+            <w:r>
+              <w:t>Slc6a3::Ai32</w:t>
+            </w:r>
+          </w:p>
+        </w:tc>
+        <w:tc>
+          <w:tcPr>
+            <w:tcW w:w="735" w:type="dxa"/>
+          </w:tcPr>
+          <w:p>
+            <w:pPr>
+              <w:jc w:val="center"/>
+            </w:pPr>
+            <w:r>
+              <w:t>F</w:t>
+            </w:r>
+          </w:p>
+        </w:tc>
+        <w:tc>
+          <w:tcPr>
+            <w:tcW w:w="1568" w:type="dxa"/>
+          </w:tcPr>
+          <w:p>
+            <w:pPr>
+              <w:jc w:val="center"/>
+            </w:pPr>
+            <w:r>
+              <w:t>6</w:t>
+            </w:r>
+          </w:p>
+        </w:tc>
+        <w:tc>
+          <w:tcPr>
+            <w:tcW w:w="1426" w:type="dxa"/>
+          </w:tcPr>
+          <w:p>
+            <w:pPr>
+              <w:jc w:val="center"/>
+            </w:pPr>
+            <w:proofErr w:type="spellStart"/>
+            <w:r>
+              <w:t>Opto</w:t>
+            </w:r>
+            <w:proofErr w:type="spellEnd"/>
+          </w:p>
+        </w:tc>
+        <w:tc>
+          <w:tcPr>
+            <w:tcW w:w="1278" w:type="dxa"/>
+          </w:tcPr>
+          <w:p>
+            <w:pPr>
+              <w:jc w:val="center"/>
+            </w:pPr>
+            <w:r>
+              <w:t>VTA/</w:t>
+            </w:r>
+            <w:proofErr w:type="spellStart"/>
+            <w:r>
+              <w:t>NAc</w:t>
+            </w:r>
+            <w:proofErr w:type="spellEnd"/>
+          </w:p>
+        </w:tc>
+        <w:tc>
+          <w:tcPr>
+            <w:tcW w:w="994" w:type="dxa"/>
+          </w:tcPr>
+          <w:p>
+            <w:pPr>
+              <w:jc w:val="center"/>
+            </w:pPr>
+            <w:r>
+              <w:t>Int</w:t>
+            </w:r>
+          </w:p>
+        </w:tc>
+      </w:tr>
+      <w:tr>
+        <w:tc>
+          <w:tcPr>
+            <w:tcW w:w="528" w:type="dxa"/>
+          </w:tcPr>
+          <w:p>
+            <w:pPr>
+              <w:jc w:val="center"/>
+            </w:pPr>
+            <w:r>
+              <w:t>29</w:t>
+            </w:r>
+          </w:p>
+        </w:tc>
+        <w:tc>
+          <w:tcPr>
+            <w:tcW w:w="1304" w:type="dxa"/>
+          </w:tcPr>
+          <w:p>
+            <w:pPr>
+              <w:jc w:val="center"/>
+            </w:pPr>
+            <w:r>
+              <w:t>6PO8</w:t>
+            </w:r>
+          </w:p>
+        </w:tc>
+        <w:tc>
+          <w:tcPr>
+            <w:tcW w:w="1517" w:type="dxa"/>
+          </w:tcPr>
+          <w:p>
+            <w:pPr>
+              <w:jc w:val="center"/>
+            </w:pPr>
+            <w:r>
+              <w:t>Slc6a3::Ai32</w:t>
+            </w:r>
+          </w:p>
+        </w:tc>
+        <w:tc>
+          <w:tcPr>
+            <w:tcW w:w="735" w:type="dxa"/>
+          </w:tcPr>
+          <w:p>
+            <w:pPr>
+              <w:jc w:val="center"/>
+            </w:pPr>
+            <w:r>
+              <w:t>F</w:t>
+            </w:r>
+          </w:p>
+        </w:tc>
+        <w:tc>
+          <w:tcPr>
+            <w:tcW w:w="1568" w:type="dxa"/>
+          </w:tcPr>
+          <w:p>
+            <w:pPr>
+              <w:jc w:val="center"/>
+            </w:pPr>
+            <w:r>
+              <w:t>6</w:t>
+            </w:r>
+          </w:p>
+        </w:tc>
+        <w:tc>
+          <w:tcPr>
+            <w:tcW w:w="1426" w:type="dxa"/>
+          </w:tcPr>
+          <w:p>
+            <w:pPr>
+              <w:jc w:val="center"/>
+            </w:pPr>
+            <w:proofErr w:type="spellStart"/>
+            <w:r>
+              <w:t>Opto</w:t>
+            </w:r>
+            <w:proofErr w:type="spellEnd"/>
+          </w:p>
+        </w:tc>
+        <w:tc>
+          <w:tcPr>
+            <w:tcW w:w="1278" w:type="dxa"/>
+          </w:tcPr>
+          <w:p>
+            <w:pPr>
+              <w:jc w:val="center"/>
+            </w:pPr>
+            <w:r>
+              <w:t>VTA/</w:t>
+            </w:r>
+            <w:proofErr w:type="spellStart"/>
+            <w:r>
+              <w:t>NAc</w:t>
+            </w:r>
+            <w:proofErr w:type="spellEnd"/>
+          </w:p>
+        </w:tc>
+        <w:tc>
+          <w:tcPr>
+            <w:tcW w:w="994" w:type="dxa"/>
+          </w:tcPr>
+          <w:p>
+            <w:pPr>
+              <w:jc w:val="center"/>
+            </w:pPr>
+            <w:r>
+              <w:t>Int</w:t>
+            </w:r>
+          </w:p>
+        </w:tc>
+      </w:tr>
+      <w:tr>
+        <w:tc>
+          <w:tcPr>
+            <w:tcW w:w="528" w:type="dxa"/>
+          </w:tcPr>
+          <w:p>
+            <w:pPr>
+              <w:jc w:val="center"/>
+            </w:pPr>
+            <w:r>
+              <w:t>30</w:t>
+            </w:r>
+          </w:p>
+        </w:tc>
+        <w:tc>
+          <w:tcPr>
+            <w:tcW w:w="1304" w:type="dxa"/>
+          </w:tcPr>
+          <w:p>
+            <w:pPr>
+              <w:jc w:val="center"/>
+            </w:pPr>
+            <w:r>
+              <w:t>6PO9</w:t>
+            </w:r>
+          </w:p>
+        </w:tc>
+        <w:tc>
+          <w:tcPr>
+            <w:tcW w:w="1517" w:type="dxa"/>
+          </w:tcPr>
+          <w:p>
+            <w:pPr>
+              <w:jc w:val="center"/>
+            </w:pPr>
+            <w:r>
+              <w:t>Slc6a3::Ai32</w:t>
+            </w:r>
+          </w:p>
+        </w:tc>
+        <w:tc>
+          <w:tcPr>
+            <w:tcW w:w="735" w:type="dxa"/>
+          </w:tcPr>
+          <w:p>
+            <w:pPr>
+              <w:jc w:val="center"/>
+            </w:pPr>
+            <w:r>
+              <w:t>F</w:t>
+            </w:r>
+          </w:p>
+        </w:tc>
+        <w:tc>
+          <w:tcPr>
+            <w:tcW w:w="1568" w:type="dxa"/>
+          </w:tcPr>
+          <w:p>
+            <w:pPr>
+              <w:jc w:val="center"/>
+            </w:pPr>
+            <w:r>
+              <w:t>6</w:t>
+            </w:r>
+          </w:p>
+        </w:tc>
+        <w:tc>
+          <w:tcPr>
+            <w:tcW w:w="1426" w:type="dxa"/>
+          </w:tcPr>
+          <w:p>
+            <w:pPr>
+              <w:jc w:val="center"/>
+            </w:pPr>
+            <w:proofErr w:type="spellStart"/>
+            <w:r>
+              <w:t>Opto</w:t>
+            </w:r>
+            <w:proofErr w:type="spellEnd"/>
+          </w:p>
+        </w:tc>
+        <w:tc>
+          <w:tcPr>
+            <w:tcW w:w="1278" w:type="dxa"/>
+          </w:tcPr>
+          <w:p>
+            <w:pPr>
+              <w:jc w:val="center"/>
+            </w:pPr>
+            <w:r>
+              <w:t>VTA/</w:t>
+            </w:r>
+            <w:proofErr w:type="spellStart"/>
+            <w:r>
+              <w:t>NAc</w:t>
+            </w:r>
+            <w:proofErr w:type="spellEnd"/>
+          </w:p>
+        </w:tc>
+        <w:tc>
+          <w:tcPr>
+            <w:tcW w:w="994" w:type="dxa"/>
+          </w:tcPr>
+          <w:p>
+            <w:pPr>
+              <w:jc w:val="center"/>
+            </w:pPr>
+            <w:r>
+              <w:t>Int</w:t>
+            </w:r>
+          </w:p>
+        </w:tc>
+      </w:tr>
+      <w:tr>
+        <w:tc>
+          <w:tcPr>
+            <w:tcW w:w="528" w:type="dxa"/>
+          </w:tcPr>
+          <w:p>
+            <w:pPr>
+              <w:jc w:val="center"/>
+            </w:pPr>
+            <w:r>
               <w:t>31</w:t>
             </w:r>
           </w:p>
@@ -3539,15 +3811,7 @@
               <w:jc w:val="center"/>
             </w:pPr>
             <w:r>
-              <w:t>Slc6a</w:t>
-            </w:r>
-            <w:proofErr w:type="gramStart"/>
-            <w:r>
-              <w:t>3::</w:t>
-            </w:r>
-            <w:proofErr w:type="gramEnd"/>
-            <w:r>
-              <w:t>Ai32</w:t>
+              <w:t>Slc6a3::Ai32</w:t>
             </w:r>
           </w:p>
         </w:tc>
